--- a/关于线段的宽度.docx
+++ b/关于线段的宽度.docx
@@ -63,8 +63,16 @@
         <w:rPr>
           <w:rFonts w:hint="eastAsia"/>
         </w:rPr>
-        <w:t>系统，我们能想到的就是只有一个像素宽度，若干像素长度的，可以称为线段。但是这个线段的宽度不为0。根据绘制线段的算法，可以知道这个宽度很可能也不是一个像素。比如和水平方向30°夹角的斜线，与其长度方向垂直的就是宽度方向，而这个宽度方向上的平均像素宽度就不是一</w:t>
-      </w:r>
+        <w:t>系统，我们能想到的就是只有一个像素宽度，若干像素长度的，可以称为线段。但是这个线段的宽度不为0。根据绘制线段的算法，可以知道这个宽度很可能也不是一个像素。比如和水平方向30°夹角的斜线，与其长度方向垂直的就是宽度方向，而这个宽度方向上的平均像素宽度就不是</w:t>
+      </w:r>
+      <w:proofErr w:type="gramStart"/>
+      <w:r>
+        <w:rPr>
+          <w:rFonts w:hint="eastAsia"/>
+        </w:rPr>
+        <w:t>一</w:t>
+      </w:r>
+      <w:proofErr w:type="gramEnd"/>
       <w:r>
         <w:rPr>
           <w:rFonts w:hint="eastAsia"/>
@@ -88,7 +96,21 @@
         <w:rPr>
           <w:rFonts w:hint="eastAsia"/>
         </w:rPr>
-        <w:t>对于这种离散系统，可以认为，如果宽度小于一个像素，比如半个像素，那么它的宽度就可以认为是0，由此面积也是0。但这也是说不通的，因为在离散系统中，半个像素画不出来。</w:t>
+        <w:t>对于这种离散系统，可以认为，如果宽度小于一个像素，比如半个像素，那么它的宽度就可以认为是0，由此面积也是0。但这也是说不通的，因为在离散系统中，半个</w:t>
+      </w:r>
+      <w:proofErr w:type="gramStart"/>
+      <w:r>
+        <w:rPr>
+          <w:rFonts w:hint="eastAsia"/>
+        </w:rPr>
+        <w:t>像素画</w:t>
+      </w:r>
+      <w:proofErr w:type="gramEnd"/>
+      <w:r>
+        <w:rPr>
+          <w:rFonts w:hint="eastAsia"/>
+        </w:rPr>
+        <w:t>不出来。</w:t>
       </w:r>
     </w:p>
     <w:p>
@@ -1618,7 +1640,39 @@
           <w:rFonts w:hint="eastAsia"/>
           <w:iCs/>
         </w:rPr>
-        <w:t>它的意思是，如果对图形进行线性放大，放大N倍，则其内部填充总量放大M倍，则这个图形是一个D维图形。</w:t>
+        <w:t>它的意思是，如果对图形进行线性放大，放大N</w:t>
+      </w:r>
+      <w:proofErr w:type="gramStart"/>
+      <w:r>
+        <w:rPr>
+          <w:rFonts w:hint="eastAsia"/>
+          <w:iCs/>
+        </w:rPr>
+        <w:t>倍</w:t>
+      </w:r>
+      <w:proofErr w:type="gramEnd"/>
+      <w:r>
+        <w:rPr>
+          <w:rFonts w:hint="eastAsia"/>
+          <w:iCs/>
+        </w:rPr>
+        <w:t>，则其内部填充总量放大M</w:t>
+      </w:r>
+      <w:proofErr w:type="gramStart"/>
+      <w:r>
+        <w:rPr>
+          <w:rFonts w:hint="eastAsia"/>
+          <w:iCs/>
+        </w:rPr>
+        <w:t>倍</w:t>
+      </w:r>
+      <w:proofErr w:type="gramEnd"/>
+      <w:r>
+        <w:rPr>
+          <w:rFonts w:hint="eastAsia"/>
+          <w:iCs/>
+        </w:rPr>
+        <w:t>，则这个图形是一个D维图形。</w:t>
       </w:r>
       <w:r>
         <w:rPr>
@@ -5814,24 +5868,38 @@
         <w:rPr>
           <w:rFonts w:hint="eastAsia"/>
         </w:rPr>
+        <w:t>的</w:t>
+      </w:r>
+      <w:proofErr w:type="gramStart"/>
+      <w:r>
+        <w:rPr>
+          <w:rFonts w:hint="eastAsia"/>
+        </w:rPr>
+        <w:t>平方</w:t>
+      </w:r>
+      <w:r>
+        <w:rPr>
+          <w:rFonts w:hint="eastAsia"/>
+        </w:rPr>
+        <w:t>从</w:t>
+      </w:r>
+      <w:proofErr w:type="gramEnd"/>
+      <w:r>
+        <w:rPr>
+          <w:rFonts w:hint="eastAsia"/>
+        </w:rPr>
+        <w:t>标准虚数单位</w:t>
+      </w:r>
+      <w:r>
+        <w:rPr>
+          <w:rFonts w:hint="eastAsia"/>
+        </w:rPr>
         <w:t>的平方</w:t>
       </w:r>
       <w:r>
         <w:rPr>
           <w:rFonts w:hint="eastAsia"/>
         </w:rPr>
-        <w:t>从标准虚数单位</w:t>
-      </w:r>
-      <w:r>
-        <w:rPr>
-          <w:rFonts w:hint="eastAsia"/>
-        </w:rPr>
-        <w:t>的平方</w:t>
-      </w:r>
-      <w:r>
-        <w:rPr>
-          <w:rFonts w:hint="eastAsia"/>
-        </w:rPr>
         <w:t>增长到标准虚数单位的</w:t>
       </w:r>
       <w:r>
@@ -5844,7 +5912,14 @@
         <w:rPr>
           <w:rFonts w:hint="eastAsia"/>
         </w:rPr>
-        <w:t>次幂</w:t>
+        <w:t>次</w:t>
+      </w:r>
+      <w:proofErr w:type="gramStart"/>
+      <w:r>
+        <w:rPr>
+          <w:rFonts w:hint="eastAsia"/>
+        </w:rPr>
+        <w:t>幂</w:t>
       </w:r>
       <w:r>
         <w:rPr>
@@ -5853,11 +5928,26 @@
         <w:lastRenderedPageBreak/>
         <w:t>倍</w:t>
       </w:r>
-      <w:r>
-        <w:rPr>
-          <w:rFonts w:hint="eastAsia"/>
-        </w:rPr>
-        <w:t>（完成一个4次幂周期）</w:t>
+      <w:proofErr w:type="gramEnd"/>
+      <w:r>
+        <w:rPr>
+          <w:rFonts w:hint="eastAsia"/>
+        </w:rPr>
+        <w:t>（完成一个4次</w:t>
+      </w:r>
+      <w:proofErr w:type="gramStart"/>
+      <w:r>
+        <w:rPr>
+          <w:rFonts w:hint="eastAsia"/>
+        </w:rPr>
+        <w:t>幂</w:t>
+      </w:r>
+      <w:proofErr w:type="gramEnd"/>
+      <w:r>
+        <w:rPr>
+          <w:rFonts w:hint="eastAsia"/>
+        </w:rPr>
+        <w:t>周期）</w:t>
       </w:r>
       <w:r>
         <w:rPr>
@@ -6537,7 +6627,35 @@
         <w:rPr>
           <w:rFonts w:hint="eastAsia"/>
         </w:rPr>
-        <w:t>不难看出整个旋转过程，也就是虚数单位的2次到6次幂决定的各个面积累积起来的过程，而这些幂次会出现正负交替的情况进而在数量上互相抵消，最终残留的净面积不会很大。</w:t>
+        <w:t>不难看出整个旋转过程，也就是虚数单位的2次到6次</w:t>
+      </w:r>
+      <w:proofErr w:type="gramStart"/>
+      <w:r>
+        <w:rPr>
+          <w:rFonts w:hint="eastAsia"/>
+        </w:rPr>
+        <w:t>幂</w:t>
+      </w:r>
+      <w:proofErr w:type="gramEnd"/>
+      <w:r>
+        <w:rPr>
+          <w:rFonts w:hint="eastAsia"/>
+        </w:rPr>
+        <w:t>决定的各个面积累积起来的过程，而这些</w:t>
+      </w:r>
+      <w:proofErr w:type="gramStart"/>
+      <w:r>
+        <w:rPr>
+          <w:rFonts w:hint="eastAsia"/>
+        </w:rPr>
+        <w:t>幂</w:t>
+      </w:r>
+      <w:proofErr w:type="gramEnd"/>
+      <w:r>
+        <w:rPr>
+          <w:rFonts w:hint="eastAsia"/>
+        </w:rPr>
+        <w:t>次会出现正负交替的情况进而在数量上互相抵消，最终残留的净面积不会很大。</w:t>
       </w:r>
       <w:r>
         <w:rPr>
@@ -6555,8 +6673,16 @@
         <w:rPr>
           <w:rFonts w:hint="eastAsia"/>
         </w:rPr>
-        <w:t>这说的就是挂谷定理</w:t>
-      </w:r>
+        <w:t>这说的</w:t>
+      </w:r>
+      <w:proofErr w:type="gramStart"/>
+      <w:r>
+        <w:rPr>
+          <w:rFonts w:hint="eastAsia"/>
+        </w:rPr>
+        <w:t>就是挂谷定理</w:t>
+      </w:r>
+      <w:proofErr w:type="gramEnd"/>
       <w:r>
         <w:rPr>
           <w:rFonts w:hint="eastAsia"/>
@@ -9272,7 +9398,21 @@
         <w:rPr>
           <w:rFonts w:hint="eastAsia"/>
         </w:rPr>
-        <w:t>的结果，也就是第三个维数被彻底压扁了。如果不压扁，那么我们就得到一个具有两个小数点的多分小数。它的样子是，</w:t>
+        <w:t>的结果，也就是第三个维数被彻底压扁了。如果</w:t>
+      </w:r>
+      <w:proofErr w:type="gramStart"/>
+      <w:r>
+        <w:rPr>
+          <w:rFonts w:hint="eastAsia"/>
+        </w:rPr>
+        <w:t>不</w:t>
+      </w:r>
+      <w:proofErr w:type="gramEnd"/>
+      <w:r>
+        <w:rPr>
+          <w:rFonts w:hint="eastAsia"/>
+        </w:rPr>
+        <w:t>压扁，那么我们就得到一个具有两个小数点的多分小数。它的样子是，</w:t>
       </w:r>
     </w:p>
     <w:p>
@@ -9731,7 +9871,21 @@
         <w:rPr>
           <w:rFonts w:hint="eastAsia"/>
         </w:rPr>
-        <w:t>这样写其实隐含了虚数单位大小的有限性，也就是说即便</w:t>
+        <w:t>这样</w:t>
+      </w:r>
+      <w:proofErr w:type="gramStart"/>
+      <w:r>
+        <w:rPr>
+          <w:rFonts w:hint="eastAsia"/>
+        </w:rPr>
+        <w:t>写其实</w:t>
+      </w:r>
+      <w:proofErr w:type="gramEnd"/>
+      <w:r>
+        <w:rPr>
+          <w:rFonts w:hint="eastAsia"/>
+        </w:rPr>
+        <w:t>隐含了虚数单位大小的有限性，也就是说即便</w:t>
       </w:r>
       <m:oMath>
         <m:sSub>
@@ -10637,7 +10791,21 @@
         <w:rPr>
           <w:rFonts w:hint="eastAsia"/>
         </w:rPr>
-        <w:t>也完全可能是一样的原因，虚数单位确实表达的是观察者观察的能力，在这里说明的是观察者对细微空间的分辨能力，这个数值越大，看得越清楚。哪怕是在S和L的同比放大过程中，L放大的程度更大，也没有让它变成一整个像素。</w:t>
+        <w:t>也完全可能是一样的原因，虚数单位确实表达的是观察者观察的能力，在这里说明的是观察者对细微空间的分辨能力，这个数值越大，看得越清楚。哪怕是在S和L的同比放大过程中，L放大的程度更大，也没有让它变成</w:t>
+      </w:r>
+      <w:proofErr w:type="gramStart"/>
+      <w:r>
+        <w:rPr>
+          <w:rFonts w:hint="eastAsia"/>
+        </w:rPr>
+        <w:t>一</w:t>
+      </w:r>
+      <w:proofErr w:type="gramEnd"/>
+      <w:r>
+        <w:rPr>
+          <w:rFonts w:hint="eastAsia"/>
+        </w:rPr>
+        <w:t>整个像素。</w:t>
       </w:r>
       <w:r>
         <w:rPr>
@@ -10663,7 +10831,21 @@
         <w:rPr>
           <w:rFonts w:hint="eastAsia"/>
         </w:rPr>
-        <w:t>这里说一维和二维，二维不是更高维而是更多维。</w:t>
+        <w:t>这里说一维和二维，二</w:t>
+      </w:r>
+      <w:proofErr w:type="gramStart"/>
+      <w:r>
+        <w:rPr>
+          <w:rFonts w:hint="eastAsia"/>
+        </w:rPr>
+        <w:t>维不是</w:t>
+      </w:r>
+      <w:proofErr w:type="gramEnd"/>
+      <w:r>
+        <w:rPr>
+          <w:rFonts w:hint="eastAsia"/>
+        </w:rPr>
+        <w:t>更高维而是更多维。</w:t>
       </w:r>
       <w:r>
         <w:rPr>
@@ -10707,13 +10889,41 @@
         <w:rPr>
           <w:rFonts w:hint="eastAsia"/>
         </w:rPr>
-        <w:t>现在，我们已经有了一条线段的宽度，而且这条线段可以是二维或者三维的线段，那么它的长度呢？</w:t>
-      </w:r>
-      <w:r>
-        <w:rPr>
-          <w:rFonts w:hint="eastAsia"/>
-        </w:rPr>
-        <w:t>我们知道，零维的点</w:t>
+        <w:t>现在，我们已经有了一条线段的宽度，而且这条线段可以是二</w:t>
+      </w:r>
+      <w:proofErr w:type="gramStart"/>
+      <w:r>
+        <w:rPr>
+          <w:rFonts w:hint="eastAsia"/>
+        </w:rPr>
+        <w:t>维或者</w:t>
+      </w:r>
+      <w:proofErr w:type="gramEnd"/>
+      <w:r>
+        <w:rPr>
+          <w:rFonts w:hint="eastAsia"/>
+        </w:rPr>
+        <w:t>三维的线段，那么它的长度呢？</w:t>
+      </w:r>
+      <w:r>
+        <w:rPr>
+          <w:rFonts w:hint="eastAsia"/>
+        </w:rPr>
+        <w:t>我们知道，</w:t>
+      </w:r>
+      <w:proofErr w:type="gramStart"/>
+      <w:r>
+        <w:rPr>
+          <w:rFonts w:hint="eastAsia"/>
+        </w:rPr>
+        <w:t>零维的</w:t>
+      </w:r>
+      <w:proofErr w:type="gramEnd"/>
+      <w:r>
+        <w:rPr>
+          <w:rFonts w:hint="eastAsia"/>
+        </w:rPr>
+        <w:t>点</w:t>
       </w:r>
       <w:r>
         <w:rPr>
@@ -10725,7 +10935,35 @@
         <w:rPr>
           <w:rFonts w:hint="eastAsia"/>
         </w:rPr>
-        <w:t>，运动成为一维的线，按照实无穷的理解方式则是一维的线由零维的点的集合构成。而现在我们已经可以清楚的知道零维为什么没有大小，以及如何实现潜无穷或者实无穷的效果。因为</w:t>
+        <w:t>，运动成为一维的线，按照实无穷的理解方式则是一维的线</w:t>
+      </w:r>
+      <w:proofErr w:type="gramStart"/>
+      <w:r>
+        <w:rPr>
+          <w:rFonts w:hint="eastAsia"/>
+        </w:rPr>
+        <w:t>由零维的</w:t>
+      </w:r>
+      <w:proofErr w:type="gramEnd"/>
+      <w:r>
+        <w:rPr>
+          <w:rFonts w:hint="eastAsia"/>
+        </w:rPr>
+        <w:t>点的集合构成。而现在我们已经可以清楚的</w:t>
+      </w:r>
+      <w:proofErr w:type="gramStart"/>
+      <w:r>
+        <w:rPr>
+          <w:rFonts w:hint="eastAsia"/>
+        </w:rPr>
+        <w:t>知道零维为什么</w:t>
+      </w:r>
+      <w:proofErr w:type="gramEnd"/>
+      <w:r>
+        <w:rPr>
+          <w:rFonts w:hint="eastAsia"/>
+        </w:rPr>
+        <w:t>没有大小，以及如何实现潜无穷或者实无穷的效果。因为</w:t>
       </w:r>
       <w:r>
         <w:rPr>
@@ -11330,7 +11568,33 @@
         <w:rPr>
           <w:rFonts w:hint="eastAsia"/>
         </w:rPr>
-        <w:t>它本质上是二维的，只是它的宽度为0，它的单位长度由维0的宽度逆推出来。</w:t>
+        <w:t>它本质上是二维的，只是它的宽度为0，它的单位长度由</w:t>
+      </w:r>
+      <w:r>
+        <w:rPr>
+          <w:rFonts w:hint="eastAsia"/>
+        </w:rPr>
+        <w:t>为</w:t>
+      </w:r>
+      <w:r>
+        <w:rPr>
+          <w:rFonts w:hint="eastAsia"/>
+        </w:rPr>
+        <w:t>0的宽度</w:t>
+      </w:r>
+      <w:proofErr w:type="gramStart"/>
+      <w:r>
+        <w:rPr>
+          <w:rFonts w:hint="eastAsia"/>
+        </w:rPr>
+        <w:t>逆推出</w:t>
+      </w:r>
+      <w:proofErr w:type="gramEnd"/>
+      <w:r>
+        <w:rPr>
+          <w:rFonts w:hint="eastAsia"/>
+        </w:rPr>
+        <w:t>来。</w:t>
       </w:r>
       <w:r>
         <w:rPr>
@@ -11409,8 +11673,16 @@
         <w:rPr>
           <w:rFonts w:hint="eastAsia"/>
         </w:rPr>
-        <w:t>从面积等于长和宽之积的角度理解，连续系统中的一个线段，实际上是宽度被极度压扁的二维矩形面或者</w:t>
-      </w:r>
+        <w:t>从面积等于长和宽之积的角度理解，连续系统中的一个线段，实际上是宽度被极度压扁的二维矩形</w:t>
+      </w:r>
+      <w:proofErr w:type="gramStart"/>
+      <w:r>
+        <w:rPr>
+          <w:rFonts w:hint="eastAsia"/>
+        </w:rPr>
+        <w:t>面或者</w:t>
+      </w:r>
+      <w:proofErr w:type="gramEnd"/>
       <w:r>
         <w:rPr>
           <w:rFonts w:hint="eastAsia"/>
@@ -11459,7 +11731,21 @@
         <w:rPr>
           <w:rFonts w:hint="eastAsia"/>
         </w:rPr>
-        <w:t>，哪怕真的存在《三体》中的二向箔，也不是真的可以把物体二维化，或者说二维化只是把</w:t>
+        <w:t>，哪怕真的存在《三体》中的二向箔，也不是真的可以把物体二维化，或者说二</w:t>
+      </w:r>
+      <w:proofErr w:type="gramStart"/>
+      <w:r>
+        <w:rPr>
+          <w:rFonts w:hint="eastAsia"/>
+        </w:rPr>
+        <w:t>维化只是</w:t>
+      </w:r>
+      <w:proofErr w:type="gramEnd"/>
+      <w:r>
+        <w:rPr>
+          <w:rFonts w:hint="eastAsia"/>
+        </w:rPr>
+        <w:t>把</w:t>
       </w:r>
       <w:r>
         <w:rPr>
@@ -11515,7 +11801,21 @@
         <w:rPr>
           <w:rFonts w:hint="eastAsia"/>
         </w:rPr>
-        <w:t>在一个二维或者三维空间中的一条线，到底是怎么构成的？显然都是由震动构成的。线没有宽度，构成线的点也没有大小。这些没有大小的点，实际上就是宽度为0的线，可是这条线的长度呢？如果我们把它的长度放在时间方向上，它就只有一头留在当前的空间里面，另一头则留在了过去的空间里面。</w:t>
+        <w:t>在一个二</w:t>
+      </w:r>
+      <w:proofErr w:type="gramStart"/>
+      <w:r>
+        <w:rPr>
+          <w:rFonts w:hint="eastAsia"/>
+        </w:rPr>
+        <w:t>维或者</w:t>
+      </w:r>
+      <w:proofErr w:type="gramEnd"/>
+      <w:r>
+        <w:rPr>
+          <w:rFonts w:hint="eastAsia"/>
+        </w:rPr>
+        <w:t>三维空间中的一条线，到底是怎么构成的？显然都是由震动构成的。线没有宽度，构成线的点也没有大小。这些没有大小的点，实际上就是宽度为0的线，可是这条线的长度呢？如果我们把它的长度放在时间方向上，它就只有一头留在当前的空间里面，另一头则留在了过去的空间里面。</w:t>
       </w:r>
     </w:p>
     <w:p>
@@ -11528,7 +11828,7 @@
         <mc:AlternateContent>
           <mc:Choice Requires="wpg">
             <w:drawing>
-              <wp:anchor distT="0" distB="0" distL="114300" distR="114300" simplePos="0" relativeHeight="251671552" behindDoc="0" locked="0" layoutInCell="1" allowOverlap="1" wp14:anchorId="432CF521" wp14:editId="166FE0A3">
+              <wp:anchor distT="0" distB="0" distL="114300" distR="114300" simplePos="0" relativeHeight="251609088" behindDoc="0" locked="0" layoutInCell="1" allowOverlap="1" wp14:anchorId="432CF521" wp14:editId="2FDEEADF">
                 <wp:simplePos x="0" y="0"/>
                 <wp:positionH relativeFrom="column">
                   <wp:posOffset>1646652</wp:posOffset>
@@ -11848,7 +12148,7 @@
           </mc:Choice>
           <mc:Fallback>
             <w:pict>
-              <v:group w14:anchorId="325DACFE" id="组合 6" o:spid="_x0000_s1026" style="position:absolute;margin-left:129.65pt;margin-top:1.65pt;width:125.05pt;height:103.7pt;z-index:251671552;mso-height-relative:margin" coordorigin="" coordsize="15881,13170" o:gfxdata="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">
+              <v:group w14:anchorId="77D2D87C" id="组合 6" o:spid="_x0000_s1026" style="position:absolute;margin-left:129.65pt;margin-top:1.65pt;width:125.05pt;height:103.7pt;z-index:251609088;mso-height-relative:margin" coordorigin="" coordsize="15881,13170" o:gfxdata="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">
                 <v:shapetype id="_x0000_t32" coordsize="21600,21600" o:spt="32" o:oned="t" path="m,l21600,21600e" filled="f">
                   <v:path arrowok="t" fillok="f" o:connecttype="none"/>
                   <o:lock v:ext="edit" shapetype="t"/>
@@ -11962,7 +12262,21 @@
         <w:rPr>
           <w:rFonts w:hint="eastAsia"/>
         </w:rPr>
-        <w:t>这些震动因为具有比所在平面上更高的频率而被观察者单独选出构造了线段，其它频率较低的部分则构成了这条线段的背景。</w:t>
+        <w:t>这些震动因为具有</w:t>
+      </w:r>
+      <w:proofErr w:type="gramStart"/>
+      <w:r>
+        <w:rPr>
+          <w:rFonts w:hint="eastAsia"/>
+        </w:rPr>
+        <w:t>比所在</w:t>
+      </w:r>
+      <w:proofErr w:type="gramEnd"/>
+      <w:r>
+        <w:rPr>
+          <w:rFonts w:hint="eastAsia"/>
+        </w:rPr>
+        <w:t>平面上更高的频率而被观察者单独选出构造了线段，其它频率较低的部分则构成了这条线段的背景。</w:t>
       </w:r>
     </w:p>
     <w:p>
@@ -12014,6 +12328,878 @@
         </w:rPr>
         <w:lastRenderedPageBreak/>
         <w:t>所有这些点同时选择一个共同的虚数单位和单位1的比例，转动则是依次选择不同的虚数单位和单位1的比例。</w:t>
+      </w:r>
+    </w:p>
+    <w:p>
+      <w:r>
+        <w:rPr>
+          <w:rFonts w:hint="eastAsia"/>
+        </w:rPr>
+        <w:t>不论平动还是转动，当前时间片是这一切得以发生的根本性驱动力。如果没有当前时间片，这些点的运动就无所谓发生还是不发生，包括静止也是一样的。而当前时间片，正是观察者自身的特定频率构成的对自身震动选择的结果。</w:t>
+      </w:r>
+      <w:r>
+        <w:rPr>
+          <w:rFonts w:hint="eastAsia"/>
+        </w:rPr>
+        <w:t>由此确实可以认为，一切的发生对于观察者来说，就像看电影一样</w:t>
+      </w:r>
+      <w:r>
+        <w:rPr>
+          <w:rFonts w:hint="eastAsia"/>
+        </w:rPr>
+        <w:t>，只是这里的观察者自己就是放映机的电机，也是放映机对面的银幕。</w:t>
+      </w:r>
+    </w:p>
+    <w:p/>
+    <w:p>
+      <w:r>
+        <w:rPr>
+          <w:noProof/>
+        </w:rPr>
+        <mc:AlternateContent>
+          <mc:Choice Requires="wpg">
+            <w:drawing>
+              <wp:anchor distT="0" distB="0" distL="114300" distR="114300" simplePos="0" relativeHeight="251706368" behindDoc="0" locked="0" layoutInCell="1" allowOverlap="1" wp14:anchorId="60AC5FED" wp14:editId="7B9688A6">
+                <wp:simplePos x="0" y="0"/>
+                <wp:positionH relativeFrom="column">
+                  <wp:posOffset>2002715</wp:posOffset>
+                </wp:positionH>
+                <wp:positionV relativeFrom="paragraph">
+                  <wp:posOffset>276863</wp:posOffset>
+                </wp:positionV>
+                <wp:extent cx="1588135" cy="1743268"/>
+                <wp:effectExtent l="0" t="0" r="50165" b="28575"/>
+                <wp:wrapNone/>
+                <wp:docPr id="677363492" name="组合 13"/>
+                <wp:cNvGraphicFramePr/>
+                <a:graphic xmlns:a="http://schemas.openxmlformats.org/drawingml/2006/main">
+                  <a:graphicData uri="http://schemas.microsoft.com/office/word/2010/wordprocessingGroup">
+                    <wpg:wgp>
+                      <wpg:cNvGrpSpPr/>
+                      <wpg:grpSpPr>
+                        <a:xfrm>
+                          <a:off x="0" y="0"/>
+                          <a:ext cx="1588135" cy="1743268"/>
+                          <a:chOff x="0" y="0"/>
+                          <a:chExt cx="1588135" cy="1743268"/>
+                        </a:xfrm>
+                      </wpg:grpSpPr>
+                      <wps:wsp>
+                        <wps:cNvPr id="1230879980" name="直接箭头连接符 2"/>
+                        <wps:cNvCnPr/>
+                        <wps:spPr>
+                          <a:xfrm flipV="1">
+                            <a:off x="662553" y="1196598"/>
+                            <a:ext cx="902776" cy="546670"/>
+                          </a:xfrm>
+                          <a:prstGeom prst="straightConnector1">
+                            <a:avLst/>
+                          </a:prstGeom>
+                          <a:ln>
+                            <a:tailEnd type="triangle"/>
+                          </a:ln>
+                        </wps:spPr>
+                        <wps:style>
+                          <a:lnRef idx="2">
+                            <a:schemeClr val="accent1"/>
+                          </a:lnRef>
+                          <a:fillRef idx="0">
+                            <a:schemeClr val="accent1"/>
+                          </a:fillRef>
+                          <a:effectRef idx="1">
+                            <a:schemeClr val="accent1"/>
+                          </a:effectRef>
+                          <a:fontRef idx="minor">
+                            <a:schemeClr val="tx1"/>
+                          </a:fontRef>
+                        </wps:style>
+                        <wps:bodyPr/>
+                      </wps:wsp>
+                      <wps:wsp>
+                        <wps:cNvPr id="950288761" name="直接箭头连接符 1"/>
+                        <wps:cNvCnPr/>
+                        <wps:spPr>
+                          <a:xfrm>
+                            <a:off x="0" y="1061634"/>
+                            <a:ext cx="1588135" cy="135255"/>
+                          </a:xfrm>
+                          <a:prstGeom prst="straightConnector1">
+                            <a:avLst/>
+                          </a:prstGeom>
+                          <a:ln>
+                            <a:tailEnd type="triangle"/>
+                          </a:ln>
+                        </wps:spPr>
+                        <wps:style>
+                          <a:lnRef idx="2">
+                            <a:schemeClr val="accent1"/>
+                          </a:lnRef>
+                          <a:fillRef idx="0">
+                            <a:schemeClr val="accent1"/>
+                          </a:fillRef>
+                          <a:effectRef idx="1">
+                            <a:schemeClr val="accent1"/>
+                          </a:effectRef>
+                          <a:fontRef idx="minor">
+                            <a:schemeClr val="tx1"/>
+                          </a:fontRef>
+                        </wps:style>
+                        <wps:bodyPr/>
+                      </wps:wsp>
+                      <wps:wsp>
+                        <wps:cNvPr id="1054569609" name="直接箭头连接符 3"/>
+                        <wps:cNvCnPr/>
+                        <wps:spPr>
+                          <a:xfrm>
+                            <a:off x="1548539" y="426203"/>
+                            <a:ext cx="0" cy="789940"/>
+                          </a:xfrm>
+                          <a:prstGeom prst="straightConnector1">
+                            <a:avLst/>
+                          </a:prstGeom>
+                          <a:ln>
+                            <a:tailEnd type="triangle"/>
+                          </a:ln>
+                        </wps:spPr>
+                        <wps:style>
+                          <a:lnRef idx="2">
+                            <a:schemeClr val="accent1"/>
+                          </a:lnRef>
+                          <a:fillRef idx="0">
+                            <a:schemeClr val="accent1"/>
+                          </a:fillRef>
+                          <a:effectRef idx="1">
+                            <a:schemeClr val="accent1"/>
+                          </a:effectRef>
+                          <a:fontRef idx="minor">
+                            <a:schemeClr val="tx1"/>
+                          </a:fontRef>
+                        </wps:style>
+                        <wps:bodyPr/>
+                      </wps:wsp>
+                      <wps:wsp>
+                        <wps:cNvPr id="1730371343" name="直接箭头连接符 4"/>
+                        <wps:cNvCnPr/>
+                        <wps:spPr>
+                          <a:xfrm>
+                            <a:off x="430078" y="829159"/>
+                            <a:ext cx="658678" cy="461075"/>
+                          </a:xfrm>
+                          <a:prstGeom prst="straightConnector1">
+                            <a:avLst/>
+                          </a:prstGeom>
+                          <a:ln>
+                            <a:prstDash val="sysDot"/>
+                            <a:tailEnd type="triangle"/>
+                          </a:ln>
+                        </wps:spPr>
+                        <wps:style>
+                          <a:lnRef idx="2">
+                            <a:schemeClr val="accent1"/>
+                          </a:lnRef>
+                          <a:fillRef idx="0">
+                            <a:schemeClr val="accent1"/>
+                          </a:fillRef>
+                          <a:effectRef idx="1">
+                            <a:schemeClr val="accent1"/>
+                          </a:effectRef>
+                          <a:fontRef idx="minor">
+                            <a:schemeClr val="tx1"/>
+                          </a:fontRef>
+                        </wps:style>
+                        <wps:bodyPr/>
+                      </wps:wsp>
+                      <wps:wsp>
+                        <wps:cNvPr id="413732838" name="直接箭头连接符 4"/>
+                        <wps:cNvCnPr/>
+                        <wps:spPr>
+                          <a:xfrm>
+                            <a:off x="321590" y="980268"/>
+                            <a:ext cx="658495" cy="461010"/>
+                          </a:xfrm>
+                          <a:prstGeom prst="straightConnector1">
+                            <a:avLst/>
+                          </a:prstGeom>
+                          <a:ln>
+                            <a:prstDash val="sysDot"/>
+                            <a:tailEnd type="triangle"/>
+                          </a:ln>
+                        </wps:spPr>
+                        <wps:style>
+                          <a:lnRef idx="2">
+                            <a:schemeClr val="accent1"/>
+                          </a:lnRef>
+                          <a:fillRef idx="0">
+                            <a:schemeClr val="accent1"/>
+                          </a:fillRef>
+                          <a:effectRef idx="1">
+                            <a:schemeClr val="accent1"/>
+                          </a:effectRef>
+                          <a:fontRef idx="minor">
+                            <a:schemeClr val="tx1"/>
+                          </a:fontRef>
+                        </wps:style>
+                        <wps:bodyPr/>
+                      </wps:wsp>
+                      <wps:wsp>
+                        <wps:cNvPr id="965378644" name="直接箭头连接符 4"/>
+                        <wps:cNvCnPr/>
+                        <wps:spPr>
+                          <a:xfrm>
+                            <a:off x="216977" y="1119752"/>
+                            <a:ext cx="658495" cy="461010"/>
+                          </a:xfrm>
+                          <a:prstGeom prst="straightConnector1">
+                            <a:avLst/>
+                          </a:prstGeom>
+                          <a:ln>
+                            <a:prstDash val="sysDot"/>
+                            <a:tailEnd type="triangle"/>
+                          </a:ln>
+                        </wps:spPr>
+                        <wps:style>
+                          <a:lnRef idx="2">
+                            <a:schemeClr val="accent1"/>
+                          </a:lnRef>
+                          <a:fillRef idx="0">
+                            <a:schemeClr val="accent1"/>
+                          </a:fillRef>
+                          <a:effectRef idx="1">
+                            <a:schemeClr val="accent1"/>
+                          </a:effectRef>
+                          <a:fontRef idx="minor">
+                            <a:schemeClr val="tx1"/>
+                          </a:fontRef>
+                        </wps:style>
+                        <wps:bodyPr/>
+                      </wps:wsp>
+                      <wps:wsp>
+                        <wps:cNvPr id="1254454920" name="直接箭头连接符 4"/>
+                        <wps:cNvCnPr/>
+                        <wps:spPr>
+                          <a:xfrm>
+                            <a:off x="561814" y="647054"/>
+                            <a:ext cx="658495" cy="461010"/>
+                          </a:xfrm>
+                          <a:prstGeom prst="straightConnector1">
+                            <a:avLst/>
+                          </a:prstGeom>
+                          <a:ln>
+                            <a:prstDash val="sysDot"/>
+                            <a:tailEnd type="triangle"/>
+                          </a:ln>
+                        </wps:spPr>
+                        <wps:style>
+                          <a:lnRef idx="2">
+                            <a:schemeClr val="accent1"/>
+                          </a:lnRef>
+                          <a:fillRef idx="0">
+                            <a:schemeClr val="accent1"/>
+                          </a:fillRef>
+                          <a:effectRef idx="1">
+                            <a:schemeClr val="accent1"/>
+                          </a:effectRef>
+                          <a:fontRef idx="minor">
+                            <a:schemeClr val="tx1"/>
+                          </a:fontRef>
+                        </wps:style>
+                        <wps:bodyPr/>
+                      </wps:wsp>
+                      <wps:wsp>
+                        <wps:cNvPr id="1613252550" name="直接箭头连接符 4"/>
+                        <wps:cNvCnPr/>
+                        <wps:spPr>
+                          <a:xfrm>
+                            <a:off x="712922" y="426203"/>
+                            <a:ext cx="658495" cy="461010"/>
+                          </a:xfrm>
+                          <a:prstGeom prst="straightConnector1">
+                            <a:avLst/>
+                          </a:prstGeom>
+                          <a:ln>
+                            <a:prstDash val="sysDot"/>
+                            <a:tailEnd type="triangle"/>
+                          </a:ln>
+                        </wps:spPr>
+                        <wps:style>
+                          <a:lnRef idx="2">
+                            <a:schemeClr val="accent1"/>
+                          </a:lnRef>
+                          <a:fillRef idx="0">
+                            <a:schemeClr val="accent1"/>
+                          </a:fillRef>
+                          <a:effectRef idx="1">
+                            <a:schemeClr val="accent1"/>
+                          </a:effectRef>
+                          <a:fontRef idx="minor">
+                            <a:schemeClr val="tx1"/>
+                          </a:fontRef>
+                        </wps:style>
+                        <wps:bodyPr/>
+                      </wps:wsp>
+                      <wps:wsp>
+                        <wps:cNvPr id="792891559" name="直接箭头连接符 5"/>
+                        <wps:cNvCnPr/>
+                        <wps:spPr>
+                          <a:xfrm flipV="1">
+                            <a:off x="864031" y="875008"/>
+                            <a:ext cx="507752" cy="701233"/>
+                          </a:xfrm>
+                          <a:prstGeom prst="straightConnector1">
+                            <a:avLst/>
+                          </a:prstGeom>
+                          <a:ln>
+                            <a:tailEnd type="triangle"/>
+                          </a:ln>
+                        </wps:spPr>
+                        <wps:style>
+                          <a:lnRef idx="2">
+                            <a:schemeClr val="accent1"/>
+                          </a:lnRef>
+                          <a:fillRef idx="0">
+                            <a:schemeClr val="accent1"/>
+                          </a:fillRef>
+                          <a:effectRef idx="1">
+                            <a:schemeClr val="accent1"/>
+                          </a:effectRef>
+                          <a:fontRef idx="minor">
+                            <a:schemeClr val="tx1"/>
+                          </a:fontRef>
+                        </wps:style>
+                        <wps:bodyPr/>
+                      </wps:wsp>
+                      <wps:wsp>
+                        <wps:cNvPr id="717790764" name="直接箭头连接符 4"/>
+                        <wps:cNvCnPr/>
+                        <wps:spPr>
+                          <a:xfrm>
+                            <a:off x="387458" y="608308"/>
+                            <a:ext cx="658495" cy="461010"/>
+                          </a:xfrm>
+                          <a:prstGeom prst="straightConnector1">
+                            <a:avLst/>
+                          </a:prstGeom>
+                          <a:ln>
+                            <a:prstDash val="sysDot"/>
+                            <a:tailEnd type="triangle"/>
+                          </a:ln>
+                        </wps:spPr>
+                        <wps:style>
+                          <a:lnRef idx="2">
+                            <a:schemeClr val="accent1"/>
+                          </a:lnRef>
+                          <a:fillRef idx="0">
+                            <a:schemeClr val="accent1"/>
+                          </a:fillRef>
+                          <a:effectRef idx="1">
+                            <a:schemeClr val="accent1"/>
+                          </a:effectRef>
+                          <a:fontRef idx="minor">
+                            <a:schemeClr val="tx1"/>
+                          </a:fontRef>
+                        </wps:style>
+                        <wps:bodyPr/>
+                      </wps:wsp>
+                      <wps:wsp>
+                        <wps:cNvPr id="570092546" name="直接箭头连接符 4"/>
+                        <wps:cNvCnPr/>
+                        <wps:spPr>
+                          <a:xfrm>
+                            <a:off x="278970" y="759417"/>
+                            <a:ext cx="658495" cy="461010"/>
+                          </a:xfrm>
+                          <a:prstGeom prst="straightConnector1">
+                            <a:avLst/>
+                          </a:prstGeom>
+                          <a:ln>
+                            <a:prstDash val="sysDot"/>
+                            <a:tailEnd type="triangle"/>
+                          </a:ln>
+                        </wps:spPr>
+                        <wps:style>
+                          <a:lnRef idx="2">
+                            <a:schemeClr val="accent1"/>
+                          </a:lnRef>
+                          <a:fillRef idx="0">
+                            <a:schemeClr val="accent1"/>
+                          </a:fillRef>
+                          <a:effectRef idx="1">
+                            <a:schemeClr val="accent1"/>
+                          </a:effectRef>
+                          <a:fontRef idx="minor">
+                            <a:schemeClr val="tx1"/>
+                          </a:fontRef>
+                        </wps:style>
+                        <wps:bodyPr/>
+                      </wps:wsp>
+                      <wps:wsp>
+                        <wps:cNvPr id="859512423" name="直接箭头连接符 4"/>
+                        <wps:cNvCnPr/>
+                        <wps:spPr>
+                          <a:xfrm>
+                            <a:off x="174356" y="898902"/>
+                            <a:ext cx="658495" cy="461010"/>
+                          </a:xfrm>
+                          <a:prstGeom prst="straightConnector1">
+                            <a:avLst/>
+                          </a:prstGeom>
+                          <a:ln>
+                            <a:prstDash val="sysDot"/>
+                            <a:tailEnd type="triangle"/>
+                          </a:ln>
+                        </wps:spPr>
+                        <wps:style>
+                          <a:lnRef idx="2">
+                            <a:schemeClr val="accent1"/>
+                          </a:lnRef>
+                          <a:fillRef idx="0">
+                            <a:schemeClr val="accent1"/>
+                          </a:fillRef>
+                          <a:effectRef idx="1">
+                            <a:schemeClr val="accent1"/>
+                          </a:effectRef>
+                          <a:fontRef idx="minor">
+                            <a:schemeClr val="tx1"/>
+                          </a:fontRef>
+                        </wps:style>
+                        <wps:bodyPr/>
+                      </wps:wsp>
+                      <wps:wsp>
+                        <wps:cNvPr id="1072098777" name="直接箭头连接符 4"/>
+                        <wps:cNvCnPr/>
+                        <wps:spPr>
+                          <a:xfrm>
+                            <a:off x="519193" y="426203"/>
+                            <a:ext cx="658495" cy="461010"/>
+                          </a:xfrm>
+                          <a:prstGeom prst="straightConnector1">
+                            <a:avLst/>
+                          </a:prstGeom>
+                          <a:ln>
+                            <a:prstDash val="sysDot"/>
+                            <a:tailEnd type="triangle"/>
+                          </a:ln>
+                        </wps:spPr>
+                        <wps:style>
+                          <a:lnRef idx="2">
+                            <a:schemeClr val="accent1"/>
+                          </a:lnRef>
+                          <a:fillRef idx="0">
+                            <a:schemeClr val="accent1"/>
+                          </a:fillRef>
+                          <a:effectRef idx="1">
+                            <a:schemeClr val="accent1"/>
+                          </a:effectRef>
+                          <a:fontRef idx="minor">
+                            <a:schemeClr val="tx1"/>
+                          </a:fontRef>
+                        </wps:style>
+                        <wps:bodyPr/>
+                      </wps:wsp>
+                      <wps:wsp>
+                        <wps:cNvPr id="1084512710" name="直接箭头连接符 4"/>
+                        <wps:cNvCnPr/>
+                        <wps:spPr>
+                          <a:xfrm>
+                            <a:off x="670302" y="205352"/>
+                            <a:ext cx="658495" cy="461010"/>
+                          </a:xfrm>
+                          <a:prstGeom prst="straightConnector1">
+                            <a:avLst/>
+                          </a:prstGeom>
+                          <a:ln>
+                            <a:prstDash val="sysDot"/>
+                            <a:tailEnd type="triangle"/>
+                          </a:ln>
+                        </wps:spPr>
+                        <wps:style>
+                          <a:lnRef idx="2">
+                            <a:schemeClr val="accent1"/>
+                          </a:lnRef>
+                          <a:fillRef idx="0">
+                            <a:schemeClr val="accent1"/>
+                          </a:fillRef>
+                          <a:effectRef idx="1">
+                            <a:schemeClr val="accent1"/>
+                          </a:effectRef>
+                          <a:fontRef idx="minor">
+                            <a:schemeClr val="tx1"/>
+                          </a:fontRef>
+                        </wps:style>
+                        <wps:bodyPr/>
+                      </wps:wsp>
+                      <wps:wsp>
+                        <wps:cNvPr id="1708008539" name="直接箭头连接符 5"/>
+                        <wps:cNvCnPr/>
+                        <wps:spPr>
+                          <a:xfrm flipV="1">
+                            <a:off x="821410" y="692903"/>
+                            <a:ext cx="507365" cy="701040"/>
+                          </a:xfrm>
+                          <a:prstGeom prst="straightConnector1">
+                            <a:avLst/>
+                          </a:prstGeom>
+                          <a:ln>
+                            <a:tailEnd type="triangle"/>
+                          </a:ln>
+                        </wps:spPr>
+                        <wps:style>
+                          <a:lnRef idx="2">
+                            <a:schemeClr val="accent1"/>
+                          </a:lnRef>
+                          <a:fillRef idx="0">
+                            <a:schemeClr val="accent1"/>
+                          </a:fillRef>
+                          <a:effectRef idx="1">
+                            <a:schemeClr val="accent1"/>
+                          </a:effectRef>
+                          <a:fontRef idx="minor">
+                            <a:schemeClr val="tx1"/>
+                          </a:fontRef>
+                        </wps:style>
+                        <wps:bodyPr/>
+                      </wps:wsp>
+                      <wps:wsp>
+                        <wps:cNvPr id="2005087099" name="直接箭头连接符 4"/>
+                        <wps:cNvCnPr/>
+                        <wps:spPr>
+                          <a:xfrm>
+                            <a:off x="337088" y="402956"/>
+                            <a:ext cx="658495" cy="461010"/>
+                          </a:xfrm>
+                          <a:prstGeom prst="straightConnector1">
+                            <a:avLst/>
+                          </a:prstGeom>
+                          <a:ln>
+                            <a:prstDash val="sysDot"/>
+                            <a:tailEnd type="triangle"/>
+                          </a:ln>
+                        </wps:spPr>
+                        <wps:style>
+                          <a:lnRef idx="2">
+                            <a:schemeClr val="accent1"/>
+                          </a:lnRef>
+                          <a:fillRef idx="0">
+                            <a:schemeClr val="accent1"/>
+                          </a:fillRef>
+                          <a:effectRef idx="1">
+                            <a:schemeClr val="accent1"/>
+                          </a:effectRef>
+                          <a:fontRef idx="minor">
+                            <a:schemeClr val="tx1"/>
+                          </a:fontRef>
+                        </wps:style>
+                        <wps:bodyPr/>
+                      </wps:wsp>
+                      <wps:wsp>
+                        <wps:cNvPr id="1461881189" name="直接箭头连接符 4"/>
+                        <wps:cNvCnPr/>
+                        <wps:spPr>
+                          <a:xfrm>
+                            <a:off x="228600" y="554064"/>
+                            <a:ext cx="658495" cy="461010"/>
+                          </a:xfrm>
+                          <a:prstGeom prst="straightConnector1">
+                            <a:avLst/>
+                          </a:prstGeom>
+                          <a:ln>
+                            <a:prstDash val="sysDot"/>
+                            <a:tailEnd type="triangle"/>
+                          </a:ln>
+                        </wps:spPr>
+                        <wps:style>
+                          <a:lnRef idx="2">
+                            <a:schemeClr val="accent1"/>
+                          </a:lnRef>
+                          <a:fillRef idx="0">
+                            <a:schemeClr val="accent1"/>
+                          </a:fillRef>
+                          <a:effectRef idx="1">
+                            <a:schemeClr val="accent1"/>
+                          </a:effectRef>
+                          <a:fontRef idx="minor">
+                            <a:schemeClr val="tx1"/>
+                          </a:fontRef>
+                        </wps:style>
+                        <wps:bodyPr/>
+                      </wps:wsp>
+                      <wps:wsp>
+                        <wps:cNvPr id="1758606877" name="直接箭头连接符 4"/>
+                        <wps:cNvCnPr/>
+                        <wps:spPr>
+                          <a:xfrm>
+                            <a:off x="123987" y="693549"/>
+                            <a:ext cx="658495" cy="461010"/>
+                          </a:xfrm>
+                          <a:prstGeom prst="straightConnector1">
+                            <a:avLst/>
+                          </a:prstGeom>
+                          <a:ln>
+                            <a:prstDash val="sysDot"/>
+                            <a:tailEnd type="triangle"/>
+                          </a:ln>
+                        </wps:spPr>
+                        <wps:style>
+                          <a:lnRef idx="2">
+                            <a:schemeClr val="accent1"/>
+                          </a:lnRef>
+                          <a:fillRef idx="0">
+                            <a:schemeClr val="accent1"/>
+                          </a:fillRef>
+                          <a:effectRef idx="1">
+                            <a:schemeClr val="accent1"/>
+                          </a:effectRef>
+                          <a:fontRef idx="minor">
+                            <a:schemeClr val="tx1"/>
+                          </a:fontRef>
+                        </wps:style>
+                        <wps:bodyPr/>
+                      </wps:wsp>
+                      <wps:wsp>
+                        <wps:cNvPr id="1115060735" name="直接箭头连接符 4"/>
+                        <wps:cNvCnPr/>
+                        <wps:spPr>
+                          <a:xfrm>
+                            <a:off x="468824" y="220851"/>
+                            <a:ext cx="658495" cy="461010"/>
+                          </a:xfrm>
+                          <a:prstGeom prst="straightConnector1">
+                            <a:avLst/>
+                          </a:prstGeom>
+                          <a:ln>
+                            <a:prstDash val="sysDot"/>
+                            <a:tailEnd type="triangle"/>
+                          </a:ln>
+                        </wps:spPr>
+                        <wps:style>
+                          <a:lnRef idx="2">
+                            <a:schemeClr val="accent1"/>
+                          </a:lnRef>
+                          <a:fillRef idx="0">
+                            <a:schemeClr val="accent1"/>
+                          </a:fillRef>
+                          <a:effectRef idx="1">
+                            <a:schemeClr val="accent1"/>
+                          </a:effectRef>
+                          <a:fontRef idx="minor">
+                            <a:schemeClr val="tx1"/>
+                          </a:fontRef>
+                        </wps:style>
+                        <wps:bodyPr/>
+                      </wps:wsp>
+                      <wps:wsp>
+                        <wps:cNvPr id="1791486683" name="直接箭头连接符 4"/>
+                        <wps:cNvCnPr/>
+                        <wps:spPr>
+                          <a:xfrm>
+                            <a:off x="619932" y="0"/>
+                            <a:ext cx="658495" cy="461010"/>
+                          </a:xfrm>
+                          <a:prstGeom prst="straightConnector1">
+                            <a:avLst/>
+                          </a:prstGeom>
+                          <a:ln>
+                            <a:prstDash val="sysDot"/>
+                            <a:tailEnd type="triangle"/>
+                          </a:ln>
+                        </wps:spPr>
+                        <wps:style>
+                          <a:lnRef idx="2">
+                            <a:schemeClr val="accent1"/>
+                          </a:lnRef>
+                          <a:fillRef idx="0">
+                            <a:schemeClr val="accent1"/>
+                          </a:fillRef>
+                          <a:effectRef idx="1">
+                            <a:schemeClr val="accent1"/>
+                          </a:effectRef>
+                          <a:fontRef idx="minor">
+                            <a:schemeClr val="tx1"/>
+                          </a:fontRef>
+                        </wps:style>
+                        <wps:bodyPr/>
+                      </wps:wsp>
+                      <wps:wsp>
+                        <wps:cNvPr id="569989677" name="直接箭头连接符 5"/>
+                        <wps:cNvCnPr/>
+                        <wps:spPr>
+                          <a:xfrm flipV="1">
+                            <a:off x="771041" y="487551"/>
+                            <a:ext cx="507365" cy="701040"/>
+                          </a:xfrm>
+                          <a:prstGeom prst="straightConnector1">
+                            <a:avLst/>
+                          </a:prstGeom>
+                          <a:ln>
+                            <a:tailEnd type="triangle"/>
+                          </a:ln>
+                        </wps:spPr>
+                        <wps:style>
+                          <a:lnRef idx="2">
+                            <a:schemeClr val="accent1"/>
+                          </a:lnRef>
+                          <a:fillRef idx="0">
+                            <a:schemeClr val="accent1"/>
+                          </a:fillRef>
+                          <a:effectRef idx="1">
+                            <a:schemeClr val="accent1"/>
+                          </a:effectRef>
+                          <a:fontRef idx="minor">
+                            <a:schemeClr val="tx1"/>
+                          </a:fontRef>
+                        </wps:style>
+                        <wps:bodyPr/>
+                      </wps:wsp>
+                      <wps:wsp>
+                        <wps:cNvPr id="1989002296" name="直接箭头连接符 7"/>
+                        <wps:cNvCnPr/>
+                        <wps:spPr>
+                          <a:xfrm>
+                            <a:off x="782665" y="1158498"/>
+                            <a:ext cx="104613" cy="441702"/>
+                          </a:xfrm>
+                          <a:prstGeom prst="straightConnector1">
+                            <a:avLst/>
+                          </a:prstGeom>
+                          <a:ln>
+                            <a:tailEnd type="triangle"/>
+                          </a:ln>
+                        </wps:spPr>
+                        <wps:style>
+                          <a:lnRef idx="2">
+                            <a:schemeClr val="accent1"/>
+                          </a:lnRef>
+                          <a:fillRef idx="0">
+                            <a:schemeClr val="accent1"/>
+                          </a:fillRef>
+                          <a:effectRef idx="1">
+                            <a:schemeClr val="accent1"/>
+                          </a:effectRef>
+                          <a:fontRef idx="minor">
+                            <a:schemeClr val="tx1"/>
+                          </a:fontRef>
+                        </wps:style>
+                        <wps:bodyPr/>
+                      </wps:wsp>
+                      <wps:wsp>
+                        <wps:cNvPr id="129590518" name="直接箭头连接符 8"/>
+                        <wps:cNvCnPr/>
+                        <wps:spPr>
+                          <a:xfrm flipH="1" flipV="1">
+                            <a:off x="1285391" y="460429"/>
+                            <a:ext cx="89115" cy="418519"/>
+                          </a:xfrm>
+                          <a:prstGeom prst="straightConnector1">
+                            <a:avLst/>
+                          </a:prstGeom>
+                          <a:ln>
+                            <a:tailEnd type="triangle"/>
+                          </a:ln>
+                        </wps:spPr>
+                        <wps:style>
+                          <a:lnRef idx="2">
+                            <a:schemeClr val="accent1"/>
+                          </a:lnRef>
+                          <a:fillRef idx="0">
+                            <a:schemeClr val="accent1"/>
+                          </a:fillRef>
+                          <a:effectRef idx="1">
+                            <a:schemeClr val="accent1"/>
+                          </a:effectRef>
+                          <a:fontRef idx="minor">
+                            <a:schemeClr val="tx1"/>
+                          </a:fontRef>
+                        </wps:style>
+                        <wps:bodyPr/>
+                      </wps:wsp>
+                    </wpg:wgp>
+                  </a:graphicData>
+                </a:graphic>
+              </wp:anchor>
+            </w:drawing>
+          </mc:Choice>
+          <mc:Fallback>
+            <w:pict>
+              <v:group w14:anchorId="7D58EE39" id="组合 13" o:spid="_x0000_s1026" style="position:absolute;margin-left:157.7pt;margin-top:21.8pt;width:125.05pt;height:137.25pt;z-index:251706368" coordsize="15881,17432" o:gfxdata="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">
+                <v:shape id="直接箭头连接符 2" o:spid="_x0000_s1027" type="#_x0000_t32" style="position:absolute;left:6625;top:11965;width:9028;height:5467;flip:y;visibility:visible;mso-wrap-style:square" o:connectortype="straight" o:gfxdata="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" strokecolor="#156082 [3204]" strokeweight="1.5pt">
+                  <v:stroke endarrow="block" joinstyle="miter"/>
+                </v:shape>
+                <v:shape id="直接箭头连接符 1" o:spid="_x0000_s1028" type="#_x0000_t32" style="position:absolute;top:10616;width:15881;height:1352;visibility:visible;mso-wrap-style:square" o:connectortype="straight" o:gfxdata="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" strokecolor="#156082 [3204]" strokeweight="1.5pt">
+                  <v:stroke endarrow="block" joinstyle="miter"/>
+                </v:shape>
+                <v:shape id="直接箭头连接符 3" o:spid="_x0000_s1029" type="#_x0000_t32" style="position:absolute;left:15485;top:4262;width:0;height:7899;visibility:visible;mso-wrap-style:square" o:connectortype="straight" o:gfxdata="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" strokecolor="#156082 [3204]" strokeweight="1.5pt">
+                  <v:stroke endarrow="block" joinstyle="miter"/>
+                </v:shape>
+                <v:shape id="直接箭头连接符 4" o:spid="_x0000_s1030" type="#_x0000_t32" style="position:absolute;left:4300;top:8291;width:6587;height:4611;visibility:visible;mso-wrap-style:square" o:connectortype="straight" o:gfxdata="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" strokecolor="#156082 [3204]" strokeweight="1.5pt">
+                  <v:stroke dashstyle="1 1" endarrow="block" joinstyle="miter"/>
+                </v:shape>
+                <v:shape id="直接箭头连接符 4" o:spid="_x0000_s1031" type="#_x0000_t32" style="position:absolute;left:3215;top:9802;width:6585;height:4610;visibility:visible;mso-wrap-style:square" o:connectortype="straight" o:gfxdata="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" strokecolor="#156082 [3204]" strokeweight="1.5pt">
+                  <v:stroke dashstyle="1 1" endarrow="block" joinstyle="miter"/>
+                </v:shape>
+                <v:shape id="直接箭头连接符 4" o:spid="_x0000_s1032" type="#_x0000_t32" style="position:absolute;left:2169;top:11197;width:6585;height:4610;visibility:visible;mso-wrap-style:square" o:connectortype="straight" o:gfxdata="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" strokecolor="#156082 [3204]" strokeweight="1.5pt">
+                  <v:stroke dashstyle="1 1" endarrow="block" joinstyle="miter"/>
+                </v:shape>
+                <v:shape id="直接箭头连接符 4" o:spid="_x0000_s1033" type="#_x0000_t32" style="position:absolute;left:5618;top:6470;width:6585;height:4610;visibility:visible;mso-wrap-style:square" o:connectortype="straight" o:gfxdata="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" strokecolor="#156082 [3204]" strokeweight="1.5pt">
+                  <v:stroke dashstyle="1 1" endarrow="block" joinstyle="miter"/>
+                </v:shape>
+                <v:shape id="直接箭头连接符 4" o:spid="_x0000_s1034" type="#_x0000_t32" style="position:absolute;left:7129;top:4262;width:6585;height:4610;visibility:visible;mso-wrap-style:square" o:connectortype="straight" o:gfxdata="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" strokecolor="#156082 [3204]" strokeweight="1.5pt">
+                  <v:stroke dashstyle="1 1" endarrow="block" joinstyle="miter"/>
+                </v:shape>
+                <v:shape id="直接箭头连接符 5" o:spid="_x0000_s1035" type="#_x0000_t32" style="position:absolute;left:8640;top:8750;width:5077;height:7012;flip:y;visibility:visible;mso-wrap-style:square" o:connectortype="straight" o:gfxdata="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" strokecolor="#156082 [3204]" strokeweight="1.5pt">
+                  <v:stroke endarrow="block" joinstyle="miter"/>
+                </v:shape>
+                <v:shape id="直接箭头连接符 4" o:spid="_x0000_s1036" type="#_x0000_t32" style="position:absolute;left:3874;top:6083;width:6585;height:4610;visibility:visible;mso-wrap-style:square" o:connectortype="straight" o:gfxdata="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" strokecolor="#156082 [3204]" strokeweight="1.5pt">
+                  <v:stroke dashstyle="1 1" endarrow="block" joinstyle="miter"/>
+                </v:shape>
+                <v:shape id="直接箭头连接符 4" o:spid="_x0000_s1037" type="#_x0000_t32" style="position:absolute;left:2789;top:7594;width:6585;height:4610;visibility:visible;mso-wrap-style:square" o:connectortype="straight" o:gfxdata="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" strokecolor="#156082 [3204]" strokeweight="1.5pt">
+                  <v:stroke dashstyle="1 1" endarrow="block" joinstyle="miter"/>
+                </v:shape>
+                <v:shape id="直接箭头连接符 4" o:spid="_x0000_s1038" type="#_x0000_t32" style="position:absolute;left:1743;top:8989;width:6585;height:4610;visibility:visible;mso-wrap-style:square" o:connectortype="straight" o:gfxdata="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" strokecolor="#156082 [3204]" strokeweight="1.5pt">
+                  <v:stroke dashstyle="1 1" endarrow="block" joinstyle="miter"/>
+                </v:shape>
+                <v:shape id="直接箭头连接符 4" o:spid="_x0000_s1039" type="#_x0000_t32" style="position:absolute;left:5191;top:4262;width:6585;height:4610;visibility:visible;mso-wrap-style:square" o:connectortype="straight" o:gfxdata="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" strokecolor="#156082 [3204]" strokeweight="1.5pt">
+                  <v:stroke dashstyle="1 1" endarrow="block" joinstyle="miter"/>
+                </v:shape>
+                <v:shape id="直接箭头连接符 4" o:spid="_x0000_s1040" type="#_x0000_t32" style="position:absolute;left:6703;top:2053;width:6584;height:4610;visibility:visible;mso-wrap-style:square" o:connectortype="straight" o:gfxdata="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" strokecolor="#156082 [3204]" strokeweight="1.5pt">
+                  <v:stroke dashstyle="1 1" endarrow="block" joinstyle="miter"/>
+                </v:shape>
+                <v:shape id="直接箭头连接符 5" o:spid="_x0000_s1041" type="#_x0000_t32" style="position:absolute;left:8214;top:6929;width:5073;height:7010;flip:y;visibility:visible;mso-wrap-style:square" o:connectortype="straight" o:gfxdata="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" strokecolor="#156082 [3204]" strokeweight="1.5pt">
+                  <v:stroke endarrow="block" joinstyle="miter"/>
+                </v:shape>
+                <v:shape id="直接箭头连接符 4" o:spid="_x0000_s1042" type="#_x0000_t32" style="position:absolute;left:3370;top:4029;width:6585;height:4610;visibility:visible;mso-wrap-style:square" o:connectortype="straight" o:gfxdata="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" strokecolor="#156082 [3204]" strokeweight="1.5pt">
+                  <v:stroke dashstyle="1 1" endarrow="block" joinstyle="miter"/>
+                </v:shape>
+                <v:shape id="直接箭头连接符 4" o:spid="_x0000_s1043" type="#_x0000_t32" style="position:absolute;left:2286;top:5540;width:6584;height:4610;visibility:visible;mso-wrap-style:square" o:connectortype="straight" o:gfxdata="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" strokecolor="#156082 [3204]" strokeweight="1.5pt">
+                  <v:stroke dashstyle="1 1" endarrow="block" joinstyle="miter"/>
+                </v:shape>
+                <v:shape id="直接箭头连接符 4" o:spid="_x0000_s1044" type="#_x0000_t32" style="position:absolute;left:1239;top:6935;width:6585;height:4610;visibility:visible;mso-wrap-style:square" o:connectortype="straight" o:gfxdata="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" strokecolor="#156082 [3204]" strokeweight="1.5pt">
+                  <v:stroke dashstyle="1 1" endarrow="block" joinstyle="miter"/>
+                </v:shape>
+                <v:shape id="直接箭头连接符 4" o:spid="_x0000_s1045" type="#_x0000_t32" style="position:absolute;left:4688;top:2208;width:6585;height:4610;visibility:visible;mso-wrap-style:square" o:connectortype="straight" o:gfxdata="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" strokecolor="#156082 [3204]" strokeweight="1.5pt">
+                  <v:stroke dashstyle="1 1" endarrow="block" joinstyle="miter"/>
+                </v:shape>
+                <v:shape id="直接箭头连接符 4" o:spid="_x0000_s1046" type="#_x0000_t32" style="position:absolute;left:6199;width:6585;height:4610;visibility:visible;mso-wrap-style:square" o:connectortype="straight" o:gfxdata="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" strokecolor="#156082 [3204]" strokeweight="1.5pt">
+                  <v:stroke dashstyle="1 1" endarrow="block" joinstyle="miter"/>
+                </v:shape>
+                <v:shape id="直接箭头连接符 5" o:spid="_x0000_s1047" type="#_x0000_t32" style="position:absolute;left:7710;top:4875;width:5074;height:7010;flip:y;visibility:visible;mso-wrap-style:square" o:connectortype="straight" o:gfxdata="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" strokecolor="#156082 [3204]" strokeweight="1.5pt">
+                  <v:stroke endarrow="block" joinstyle="miter"/>
+                </v:shape>
+                <v:shape id="直接箭头连接符 7" o:spid="_x0000_s1048" type="#_x0000_t32" style="position:absolute;left:7826;top:11584;width:1046;height:4418;visibility:visible;mso-wrap-style:square" o:connectortype="straight" o:gfxdata="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" strokecolor="#156082 [3204]" strokeweight="1.5pt">
+                  <v:stroke endarrow="block" joinstyle="miter"/>
+                </v:shape>
+                <v:shape id="直接箭头连接符 8" o:spid="_x0000_s1049" type="#_x0000_t32" style="position:absolute;left:12853;top:4604;width:892;height:4185;flip:x y;visibility:visible;mso-wrap-style:square" o:connectortype="straight" o:gfxdata="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" strokecolor="#156082 [3204]" strokeweight="1.5pt">
+                  <v:stroke endarrow="block" joinstyle="miter"/>
+                </v:shape>
+              </v:group>
+            </w:pict>
+          </mc:Fallback>
+        </mc:AlternateContent>
+      </w:r>
+      <w:r>
+        <w:rPr>
+          <w:rFonts w:hint="eastAsia"/>
+        </w:rPr>
+        <w:t>点构成线，线构成面，</w:t>
       </w:r>
     </w:p>
     <w:p>
@@ -12022,23 +13208,2644 @@
           <w:rFonts w:hint="eastAsia"/>
         </w:rPr>
       </w:pPr>
-      <w:r>
-        <w:rPr>
-          <w:rFonts w:hint="eastAsia"/>
-        </w:rPr>
-        <w:t>不论平动还是转动，当前时间片是这一切得以发生的根本性驱动力。如果没有当前时间片，这些点的运动就无所谓发生还是不发生，包括静止也是一样的。而当前时间片，正是观察者自身的特定频率构成的对自身震动选择的结果。</w:t>
-      </w:r>
-      <w:r>
-        <w:rPr>
-          <w:rFonts w:hint="eastAsia"/>
-        </w:rPr>
-        <w:t>由此确实可以认为，一切的发生对于观察者来说，就像看电影一样</w:t>
-      </w:r>
-      <w:r>
-        <w:rPr>
-          <w:rFonts w:hint="eastAsia"/>
-        </w:rPr>
-        <w:t>，只是这里的观察者自己就是放映机的电机，也是放映机对面的银幕。</w:t>
+    </w:p>
+    <w:p>
+      <w:pPr>
+        <w:rPr>
+          <w:rFonts w:hint="eastAsia"/>
+        </w:rPr>
+      </w:pPr>
+    </w:p>
+    <w:p/>
+    <w:p/>
+    <w:p/>
+    <w:p/>
+    <w:p>
+      <w:r>
+        <w:rPr>
+          <w:rFonts w:hint="eastAsia"/>
+        </w:rPr>
+        <w:t>面构成体，</w:t>
+      </w:r>
+    </w:p>
+    <w:p>
+      <w:r>
+        <w:rPr>
+          <w:rFonts w:hint="eastAsia"/>
+          <w:noProof/>
+          <w:lang w:val="zh-CN"/>
+        </w:rPr>
+        <mc:AlternateContent>
+          <mc:Choice Requires="wpg">
+            <w:drawing>
+              <wp:anchor distT="0" distB="0" distL="114300" distR="114300" simplePos="0" relativeHeight="251762688" behindDoc="0" locked="0" layoutInCell="1" allowOverlap="1" wp14:anchorId="23E25B77" wp14:editId="0140B94C">
+                <wp:simplePos x="0" y="0"/>
+                <wp:positionH relativeFrom="column">
+                  <wp:posOffset>1781735</wp:posOffset>
+                </wp:positionH>
+                <wp:positionV relativeFrom="paragraph">
+                  <wp:posOffset>9428</wp:posOffset>
+                </wp:positionV>
+                <wp:extent cx="2122827" cy="1816885"/>
+                <wp:effectExtent l="0" t="0" r="48895" b="31115"/>
+                <wp:wrapNone/>
+                <wp:docPr id="2000902365" name="组合 12"/>
+                <wp:cNvGraphicFramePr/>
+                <a:graphic xmlns:a="http://schemas.openxmlformats.org/drawingml/2006/main">
+                  <a:graphicData uri="http://schemas.microsoft.com/office/word/2010/wordprocessingGroup">
+                    <wpg:wgp>
+                      <wpg:cNvGrpSpPr/>
+                      <wpg:grpSpPr>
+                        <a:xfrm>
+                          <a:off x="0" y="0"/>
+                          <a:ext cx="2122827" cy="1816885"/>
+                          <a:chOff x="0" y="0"/>
+                          <a:chExt cx="2122827" cy="1816885"/>
+                        </a:xfrm>
+                      </wpg:grpSpPr>
+                      <wps:wsp>
+                        <wps:cNvPr id="290777296" name="直接箭头连接符 2"/>
+                        <wps:cNvCnPr/>
+                        <wps:spPr>
+                          <a:xfrm flipV="1">
+                            <a:off x="1197244" y="1270215"/>
+                            <a:ext cx="902776" cy="546670"/>
+                          </a:xfrm>
+                          <a:prstGeom prst="straightConnector1">
+                            <a:avLst/>
+                          </a:prstGeom>
+                          <a:ln>
+                            <a:tailEnd type="triangle"/>
+                          </a:ln>
+                        </wps:spPr>
+                        <wps:style>
+                          <a:lnRef idx="2">
+                            <a:schemeClr val="accent1"/>
+                          </a:lnRef>
+                          <a:fillRef idx="0">
+                            <a:schemeClr val="accent1"/>
+                          </a:fillRef>
+                          <a:effectRef idx="1">
+                            <a:schemeClr val="accent1"/>
+                          </a:effectRef>
+                          <a:fontRef idx="minor">
+                            <a:schemeClr val="tx1"/>
+                          </a:fontRef>
+                        </wps:style>
+                        <wps:bodyPr/>
+                      </wps:wsp>
+                      <wps:wsp>
+                        <wps:cNvPr id="301128274" name="直接箭头连接符 1"/>
+                        <wps:cNvCnPr/>
+                        <wps:spPr>
+                          <a:xfrm>
+                            <a:off x="534692" y="1135251"/>
+                            <a:ext cx="1588135" cy="135255"/>
+                          </a:xfrm>
+                          <a:prstGeom prst="straightConnector1">
+                            <a:avLst/>
+                          </a:prstGeom>
+                          <a:ln>
+                            <a:tailEnd type="triangle"/>
+                          </a:ln>
+                        </wps:spPr>
+                        <wps:style>
+                          <a:lnRef idx="2">
+                            <a:schemeClr val="accent1"/>
+                          </a:lnRef>
+                          <a:fillRef idx="0">
+                            <a:schemeClr val="accent1"/>
+                          </a:fillRef>
+                          <a:effectRef idx="1">
+                            <a:schemeClr val="accent1"/>
+                          </a:effectRef>
+                          <a:fontRef idx="minor">
+                            <a:schemeClr val="tx1"/>
+                          </a:fontRef>
+                        </wps:style>
+                        <wps:bodyPr/>
+                      </wps:wsp>
+                      <wps:wsp>
+                        <wps:cNvPr id="1031121747" name="直接箭头连接符 3"/>
+                        <wps:cNvCnPr/>
+                        <wps:spPr>
+                          <a:xfrm>
+                            <a:off x="2083231" y="499821"/>
+                            <a:ext cx="0" cy="789940"/>
+                          </a:xfrm>
+                          <a:prstGeom prst="straightConnector1">
+                            <a:avLst/>
+                          </a:prstGeom>
+                          <a:ln>
+                            <a:tailEnd type="triangle"/>
+                          </a:ln>
+                        </wps:spPr>
+                        <wps:style>
+                          <a:lnRef idx="2">
+                            <a:schemeClr val="accent1"/>
+                          </a:lnRef>
+                          <a:fillRef idx="0">
+                            <a:schemeClr val="accent1"/>
+                          </a:fillRef>
+                          <a:effectRef idx="1">
+                            <a:schemeClr val="accent1"/>
+                          </a:effectRef>
+                          <a:fontRef idx="minor">
+                            <a:schemeClr val="tx1"/>
+                          </a:fontRef>
+                        </wps:style>
+                        <wps:bodyPr/>
+                      </wps:wsp>
+                      <wps:wsp>
+                        <wps:cNvPr id="1426821058" name="直接箭头连接符 4"/>
+                        <wps:cNvCnPr/>
+                        <wps:spPr>
+                          <a:xfrm>
+                            <a:off x="964770" y="902776"/>
+                            <a:ext cx="658678" cy="461075"/>
+                          </a:xfrm>
+                          <a:prstGeom prst="straightConnector1">
+                            <a:avLst/>
+                          </a:prstGeom>
+                          <a:ln>
+                            <a:prstDash val="sysDot"/>
+                            <a:tailEnd type="triangle"/>
+                          </a:ln>
+                        </wps:spPr>
+                        <wps:style>
+                          <a:lnRef idx="2">
+                            <a:schemeClr val="accent1"/>
+                          </a:lnRef>
+                          <a:fillRef idx="0">
+                            <a:schemeClr val="accent1"/>
+                          </a:fillRef>
+                          <a:effectRef idx="1">
+                            <a:schemeClr val="accent1"/>
+                          </a:effectRef>
+                          <a:fontRef idx="minor">
+                            <a:schemeClr val="tx1"/>
+                          </a:fontRef>
+                        </wps:style>
+                        <wps:bodyPr/>
+                      </wps:wsp>
+                      <wps:wsp>
+                        <wps:cNvPr id="402948355" name="直接箭头连接符 4"/>
+                        <wps:cNvCnPr/>
+                        <wps:spPr>
+                          <a:xfrm>
+                            <a:off x="856282" y="1053885"/>
+                            <a:ext cx="658495" cy="461010"/>
+                          </a:xfrm>
+                          <a:prstGeom prst="straightConnector1">
+                            <a:avLst/>
+                          </a:prstGeom>
+                          <a:ln>
+                            <a:prstDash val="sysDot"/>
+                            <a:tailEnd type="triangle"/>
+                          </a:ln>
+                        </wps:spPr>
+                        <wps:style>
+                          <a:lnRef idx="2">
+                            <a:schemeClr val="accent1"/>
+                          </a:lnRef>
+                          <a:fillRef idx="0">
+                            <a:schemeClr val="accent1"/>
+                          </a:fillRef>
+                          <a:effectRef idx="1">
+                            <a:schemeClr val="accent1"/>
+                          </a:effectRef>
+                          <a:fontRef idx="minor">
+                            <a:schemeClr val="tx1"/>
+                          </a:fontRef>
+                        </wps:style>
+                        <wps:bodyPr/>
+                      </wps:wsp>
+                      <wps:wsp>
+                        <wps:cNvPr id="901867765" name="直接箭头连接符 4"/>
+                        <wps:cNvCnPr/>
+                        <wps:spPr>
+                          <a:xfrm>
+                            <a:off x="751668" y="1193370"/>
+                            <a:ext cx="658495" cy="461010"/>
+                          </a:xfrm>
+                          <a:prstGeom prst="straightConnector1">
+                            <a:avLst/>
+                          </a:prstGeom>
+                          <a:ln>
+                            <a:prstDash val="sysDot"/>
+                            <a:tailEnd type="triangle"/>
+                          </a:ln>
+                        </wps:spPr>
+                        <wps:style>
+                          <a:lnRef idx="2">
+                            <a:schemeClr val="accent1"/>
+                          </a:lnRef>
+                          <a:fillRef idx="0">
+                            <a:schemeClr val="accent1"/>
+                          </a:fillRef>
+                          <a:effectRef idx="1">
+                            <a:schemeClr val="accent1"/>
+                          </a:effectRef>
+                          <a:fontRef idx="minor">
+                            <a:schemeClr val="tx1"/>
+                          </a:fontRef>
+                        </wps:style>
+                        <wps:bodyPr/>
+                      </wps:wsp>
+                      <wps:wsp>
+                        <wps:cNvPr id="466835859" name="直接箭头连接符 4"/>
+                        <wps:cNvCnPr/>
+                        <wps:spPr>
+                          <a:xfrm>
+                            <a:off x="1096506" y="720671"/>
+                            <a:ext cx="658495" cy="461010"/>
+                          </a:xfrm>
+                          <a:prstGeom prst="straightConnector1">
+                            <a:avLst/>
+                          </a:prstGeom>
+                          <a:ln>
+                            <a:prstDash val="sysDot"/>
+                            <a:tailEnd type="triangle"/>
+                          </a:ln>
+                        </wps:spPr>
+                        <wps:style>
+                          <a:lnRef idx="2">
+                            <a:schemeClr val="accent1"/>
+                          </a:lnRef>
+                          <a:fillRef idx="0">
+                            <a:schemeClr val="accent1"/>
+                          </a:fillRef>
+                          <a:effectRef idx="1">
+                            <a:schemeClr val="accent1"/>
+                          </a:effectRef>
+                          <a:fontRef idx="minor">
+                            <a:schemeClr val="tx1"/>
+                          </a:fontRef>
+                        </wps:style>
+                        <wps:bodyPr/>
+                      </wps:wsp>
+                      <wps:wsp>
+                        <wps:cNvPr id="1613999561" name="直接箭头连接符 4"/>
+                        <wps:cNvCnPr/>
+                        <wps:spPr>
+                          <a:xfrm>
+                            <a:off x="1247614" y="499821"/>
+                            <a:ext cx="658495" cy="461010"/>
+                          </a:xfrm>
+                          <a:prstGeom prst="straightConnector1">
+                            <a:avLst/>
+                          </a:prstGeom>
+                          <a:ln>
+                            <a:prstDash val="sysDot"/>
+                            <a:tailEnd type="triangle"/>
+                          </a:ln>
+                        </wps:spPr>
+                        <wps:style>
+                          <a:lnRef idx="2">
+                            <a:schemeClr val="accent1"/>
+                          </a:lnRef>
+                          <a:fillRef idx="0">
+                            <a:schemeClr val="accent1"/>
+                          </a:fillRef>
+                          <a:effectRef idx="1">
+                            <a:schemeClr val="accent1"/>
+                          </a:effectRef>
+                          <a:fontRef idx="minor">
+                            <a:schemeClr val="tx1"/>
+                          </a:fontRef>
+                        </wps:style>
+                        <wps:bodyPr/>
+                      </wps:wsp>
+                      <wps:wsp>
+                        <wps:cNvPr id="793607844" name="直接箭头连接符 5"/>
+                        <wps:cNvCnPr/>
+                        <wps:spPr>
+                          <a:xfrm flipV="1">
+                            <a:off x="1398722" y="948626"/>
+                            <a:ext cx="507752" cy="701233"/>
+                          </a:xfrm>
+                          <a:prstGeom prst="straightConnector1">
+                            <a:avLst/>
+                          </a:prstGeom>
+                          <a:ln>
+                            <a:tailEnd type="triangle"/>
+                          </a:ln>
+                        </wps:spPr>
+                        <wps:style>
+                          <a:lnRef idx="2">
+                            <a:schemeClr val="accent1"/>
+                          </a:lnRef>
+                          <a:fillRef idx="0">
+                            <a:schemeClr val="accent1"/>
+                          </a:fillRef>
+                          <a:effectRef idx="1">
+                            <a:schemeClr val="accent1"/>
+                          </a:effectRef>
+                          <a:fontRef idx="minor">
+                            <a:schemeClr val="tx1"/>
+                          </a:fontRef>
+                        </wps:style>
+                        <wps:bodyPr/>
+                      </wps:wsp>
+                      <wps:wsp>
+                        <wps:cNvPr id="590837213" name="直接箭头连接符 4"/>
+                        <wps:cNvCnPr/>
+                        <wps:spPr>
+                          <a:xfrm>
+                            <a:off x="922150" y="681926"/>
+                            <a:ext cx="658495" cy="461010"/>
+                          </a:xfrm>
+                          <a:prstGeom prst="straightConnector1">
+                            <a:avLst/>
+                          </a:prstGeom>
+                          <a:ln>
+                            <a:prstDash val="sysDot"/>
+                            <a:tailEnd type="triangle"/>
+                          </a:ln>
+                        </wps:spPr>
+                        <wps:style>
+                          <a:lnRef idx="2">
+                            <a:schemeClr val="accent1"/>
+                          </a:lnRef>
+                          <a:fillRef idx="0">
+                            <a:schemeClr val="accent1"/>
+                          </a:fillRef>
+                          <a:effectRef idx="1">
+                            <a:schemeClr val="accent1"/>
+                          </a:effectRef>
+                          <a:fontRef idx="minor">
+                            <a:schemeClr val="tx1"/>
+                          </a:fontRef>
+                        </wps:style>
+                        <wps:bodyPr/>
+                      </wps:wsp>
+                      <wps:wsp>
+                        <wps:cNvPr id="1695163277" name="直接箭头连接符 4"/>
+                        <wps:cNvCnPr/>
+                        <wps:spPr>
+                          <a:xfrm>
+                            <a:off x="813661" y="833034"/>
+                            <a:ext cx="658495" cy="461010"/>
+                          </a:xfrm>
+                          <a:prstGeom prst="straightConnector1">
+                            <a:avLst/>
+                          </a:prstGeom>
+                          <a:ln>
+                            <a:prstDash val="sysDot"/>
+                            <a:tailEnd type="triangle"/>
+                          </a:ln>
+                        </wps:spPr>
+                        <wps:style>
+                          <a:lnRef idx="2">
+                            <a:schemeClr val="accent1"/>
+                          </a:lnRef>
+                          <a:fillRef idx="0">
+                            <a:schemeClr val="accent1"/>
+                          </a:fillRef>
+                          <a:effectRef idx="1">
+                            <a:schemeClr val="accent1"/>
+                          </a:effectRef>
+                          <a:fontRef idx="minor">
+                            <a:schemeClr val="tx1"/>
+                          </a:fontRef>
+                        </wps:style>
+                        <wps:bodyPr/>
+                      </wps:wsp>
+                      <wps:wsp>
+                        <wps:cNvPr id="1012090108" name="直接箭头连接符 4"/>
+                        <wps:cNvCnPr/>
+                        <wps:spPr>
+                          <a:xfrm>
+                            <a:off x="709048" y="972519"/>
+                            <a:ext cx="658495" cy="461010"/>
+                          </a:xfrm>
+                          <a:prstGeom prst="straightConnector1">
+                            <a:avLst/>
+                          </a:prstGeom>
+                          <a:ln>
+                            <a:prstDash val="sysDot"/>
+                            <a:tailEnd type="triangle"/>
+                          </a:ln>
+                        </wps:spPr>
+                        <wps:style>
+                          <a:lnRef idx="2">
+                            <a:schemeClr val="accent1"/>
+                          </a:lnRef>
+                          <a:fillRef idx="0">
+                            <a:schemeClr val="accent1"/>
+                          </a:fillRef>
+                          <a:effectRef idx="1">
+                            <a:schemeClr val="accent1"/>
+                          </a:effectRef>
+                          <a:fontRef idx="minor">
+                            <a:schemeClr val="tx1"/>
+                          </a:fontRef>
+                        </wps:style>
+                        <wps:bodyPr/>
+                      </wps:wsp>
+                      <wps:wsp>
+                        <wps:cNvPr id="1510072080" name="直接箭头连接符 4"/>
+                        <wps:cNvCnPr/>
+                        <wps:spPr>
+                          <a:xfrm>
+                            <a:off x="1053885" y="499821"/>
+                            <a:ext cx="658495" cy="461010"/>
+                          </a:xfrm>
+                          <a:prstGeom prst="straightConnector1">
+                            <a:avLst/>
+                          </a:prstGeom>
+                          <a:ln>
+                            <a:prstDash val="sysDot"/>
+                            <a:tailEnd type="triangle"/>
+                          </a:ln>
+                        </wps:spPr>
+                        <wps:style>
+                          <a:lnRef idx="2">
+                            <a:schemeClr val="accent1"/>
+                          </a:lnRef>
+                          <a:fillRef idx="0">
+                            <a:schemeClr val="accent1"/>
+                          </a:fillRef>
+                          <a:effectRef idx="1">
+                            <a:schemeClr val="accent1"/>
+                          </a:effectRef>
+                          <a:fontRef idx="minor">
+                            <a:schemeClr val="tx1"/>
+                          </a:fontRef>
+                        </wps:style>
+                        <wps:bodyPr/>
+                      </wps:wsp>
+                      <wps:wsp>
+                        <wps:cNvPr id="1214426757" name="直接箭头连接符 4"/>
+                        <wps:cNvCnPr/>
+                        <wps:spPr>
+                          <a:xfrm>
+                            <a:off x="1204994" y="278970"/>
+                            <a:ext cx="658495" cy="461010"/>
+                          </a:xfrm>
+                          <a:prstGeom prst="straightConnector1">
+                            <a:avLst/>
+                          </a:prstGeom>
+                          <a:ln>
+                            <a:prstDash val="sysDot"/>
+                            <a:tailEnd type="triangle"/>
+                          </a:ln>
+                        </wps:spPr>
+                        <wps:style>
+                          <a:lnRef idx="2">
+                            <a:schemeClr val="accent1"/>
+                          </a:lnRef>
+                          <a:fillRef idx="0">
+                            <a:schemeClr val="accent1"/>
+                          </a:fillRef>
+                          <a:effectRef idx="1">
+                            <a:schemeClr val="accent1"/>
+                          </a:effectRef>
+                          <a:fontRef idx="minor">
+                            <a:schemeClr val="tx1"/>
+                          </a:fontRef>
+                        </wps:style>
+                        <wps:bodyPr/>
+                      </wps:wsp>
+                      <wps:wsp>
+                        <wps:cNvPr id="1137690798" name="直接箭头连接符 5"/>
+                        <wps:cNvCnPr/>
+                        <wps:spPr>
+                          <a:xfrm flipV="1">
+                            <a:off x="1356102" y="766521"/>
+                            <a:ext cx="507365" cy="701040"/>
+                          </a:xfrm>
+                          <a:prstGeom prst="straightConnector1">
+                            <a:avLst/>
+                          </a:prstGeom>
+                          <a:ln>
+                            <a:tailEnd type="triangle"/>
+                          </a:ln>
+                        </wps:spPr>
+                        <wps:style>
+                          <a:lnRef idx="2">
+                            <a:schemeClr val="accent1"/>
+                          </a:lnRef>
+                          <a:fillRef idx="0">
+                            <a:schemeClr val="accent1"/>
+                          </a:fillRef>
+                          <a:effectRef idx="1">
+                            <a:schemeClr val="accent1"/>
+                          </a:effectRef>
+                          <a:fontRef idx="minor">
+                            <a:schemeClr val="tx1"/>
+                          </a:fontRef>
+                        </wps:style>
+                        <wps:bodyPr/>
+                      </wps:wsp>
+                      <wps:wsp>
+                        <wps:cNvPr id="1037175226" name="直接箭头连接符 4"/>
+                        <wps:cNvCnPr/>
+                        <wps:spPr>
+                          <a:xfrm>
+                            <a:off x="871780" y="476573"/>
+                            <a:ext cx="658495" cy="461010"/>
+                          </a:xfrm>
+                          <a:prstGeom prst="straightConnector1">
+                            <a:avLst/>
+                          </a:prstGeom>
+                          <a:ln>
+                            <a:prstDash val="sysDot"/>
+                            <a:tailEnd type="triangle"/>
+                          </a:ln>
+                        </wps:spPr>
+                        <wps:style>
+                          <a:lnRef idx="2">
+                            <a:schemeClr val="accent1"/>
+                          </a:lnRef>
+                          <a:fillRef idx="0">
+                            <a:schemeClr val="accent1"/>
+                          </a:fillRef>
+                          <a:effectRef idx="1">
+                            <a:schemeClr val="accent1"/>
+                          </a:effectRef>
+                          <a:fontRef idx="minor">
+                            <a:schemeClr val="tx1"/>
+                          </a:fontRef>
+                        </wps:style>
+                        <wps:bodyPr/>
+                      </wps:wsp>
+                      <wps:wsp>
+                        <wps:cNvPr id="581051984" name="直接箭头连接符 4"/>
+                        <wps:cNvCnPr/>
+                        <wps:spPr>
+                          <a:xfrm>
+                            <a:off x="763292" y="627682"/>
+                            <a:ext cx="658495" cy="461010"/>
+                          </a:xfrm>
+                          <a:prstGeom prst="straightConnector1">
+                            <a:avLst/>
+                          </a:prstGeom>
+                          <a:ln>
+                            <a:prstDash val="sysDot"/>
+                            <a:tailEnd type="triangle"/>
+                          </a:ln>
+                        </wps:spPr>
+                        <wps:style>
+                          <a:lnRef idx="2">
+                            <a:schemeClr val="accent1"/>
+                          </a:lnRef>
+                          <a:fillRef idx="0">
+                            <a:schemeClr val="accent1"/>
+                          </a:fillRef>
+                          <a:effectRef idx="1">
+                            <a:schemeClr val="accent1"/>
+                          </a:effectRef>
+                          <a:fontRef idx="minor">
+                            <a:schemeClr val="tx1"/>
+                          </a:fontRef>
+                        </wps:style>
+                        <wps:bodyPr/>
+                      </wps:wsp>
+                      <wps:wsp>
+                        <wps:cNvPr id="1409391644" name="直接箭头连接符 4"/>
+                        <wps:cNvCnPr/>
+                        <wps:spPr>
+                          <a:xfrm>
+                            <a:off x="658678" y="767166"/>
+                            <a:ext cx="658495" cy="461010"/>
+                          </a:xfrm>
+                          <a:prstGeom prst="straightConnector1">
+                            <a:avLst/>
+                          </a:prstGeom>
+                          <a:ln>
+                            <a:prstDash val="sysDot"/>
+                            <a:tailEnd type="triangle"/>
+                          </a:ln>
+                        </wps:spPr>
+                        <wps:style>
+                          <a:lnRef idx="2">
+                            <a:schemeClr val="accent1"/>
+                          </a:lnRef>
+                          <a:fillRef idx="0">
+                            <a:schemeClr val="accent1"/>
+                          </a:fillRef>
+                          <a:effectRef idx="1">
+                            <a:schemeClr val="accent1"/>
+                          </a:effectRef>
+                          <a:fontRef idx="minor">
+                            <a:schemeClr val="tx1"/>
+                          </a:fontRef>
+                        </wps:style>
+                        <wps:bodyPr/>
+                      </wps:wsp>
+                      <wps:wsp>
+                        <wps:cNvPr id="1366763374" name="直接箭头连接符 4"/>
+                        <wps:cNvCnPr/>
+                        <wps:spPr>
+                          <a:xfrm>
+                            <a:off x="1003516" y="294468"/>
+                            <a:ext cx="658495" cy="461010"/>
+                          </a:xfrm>
+                          <a:prstGeom prst="straightConnector1">
+                            <a:avLst/>
+                          </a:prstGeom>
+                          <a:ln>
+                            <a:prstDash val="sysDot"/>
+                            <a:tailEnd type="triangle"/>
+                          </a:ln>
+                        </wps:spPr>
+                        <wps:style>
+                          <a:lnRef idx="2">
+                            <a:schemeClr val="accent1"/>
+                          </a:lnRef>
+                          <a:fillRef idx="0">
+                            <a:schemeClr val="accent1"/>
+                          </a:fillRef>
+                          <a:effectRef idx="1">
+                            <a:schemeClr val="accent1"/>
+                          </a:effectRef>
+                          <a:fontRef idx="minor">
+                            <a:schemeClr val="tx1"/>
+                          </a:fontRef>
+                        </wps:style>
+                        <wps:bodyPr/>
+                      </wps:wsp>
+                      <wps:wsp>
+                        <wps:cNvPr id="1181629342" name="直接箭头连接符 4"/>
+                        <wps:cNvCnPr/>
+                        <wps:spPr>
+                          <a:xfrm>
+                            <a:off x="1154624" y="73617"/>
+                            <a:ext cx="658495" cy="461010"/>
+                          </a:xfrm>
+                          <a:prstGeom prst="straightConnector1">
+                            <a:avLst/>
+                          </a:prstGeom>
+                          <a:ln>
+                            <a:prstDash val="sysDot"/>
+                            <a:tailEnd type="triangle"/>
+                          </a:ln>
+                        </wps:spPr>
+                        <wps:style>
+                          <a:lnRef idx="2">
+                            <a:schemeClr val="accent1"/>
+                          </a:lnRef>
+                          <a:fillRef idx="0">
+                            <a:schemeClr val="accent1"/>
+                          </a:fillRef>
+                          <a:effectRef idx="1">
+                            <a:schemeClr val="accent1"/>
+                          </a:effectRef>
+                          <a:fontRef idx="minor">
+                            <a:schemeClr val="tx1"/>
+                          </a:fontRef>
+                        </wps:style>
+                        <wps:bodyPr/>
+                      </wps:wsp>
+                      <wps:wsp>
+                        <wps:cNvPr id="2080828912" name="直接箭头连接符 5"/>
+                        <wps:cNvCnPr/>
+                        <wps:spPr>
+                          <a:xfrm flipV="1">
+                            <a:off x="1305733" y="561168"/>
+                            <a:ext cx="507365" cy="701040"/>
+                          </a:xfrm>
+                          <a:prstGeom prst="straightConnector1">
+                            <a:avLst/>
+                          </a:prstGeom>
+                          <a:ln>
+                            <a:tailEnd type="triangle"/>
+                          </a:ln>
+                        </wps:spPr>
+                        <wps:style>
+                          <a:lnRef idx="2">
+                            <a:schemeClr val="accent1"/>
+                          </a:lnRef>
+                          <a:fillRef idx="0">
+                            <a:schemeClr val="accent1"/>
+                          </a:fillRef>
+                          <a:effectRef idx="1">
+                            <a:schemeClr val="accent1"/>
+                          </a:effectRef>
+                          <a:fontRef idx="minor">
+                            <a:schemeClr val="tx1"/>
+                          </a:fontRef>
+                        </wps:style>
+                        <wps:bodyPr/>
+                      </wps:wsp>
+                      <wps:wsp>
+                        <wps:cNvPr id="158844603" name="直接箭头连接符 7"/>
+                        <wps:cNvCnPr/>
+                        <wps:spPr>
+                          <a:xfrm>
+                            <a:off x="1317356" y="1232115"/>
+                            <a:ext cx="104613" cy="441702"/>
+                          </a:xfrm>
+                          <a:prstGeom prst="straightConnector1">
+                            <a:avLst/>
+                          </a:prstGeom>
+                          <a:ln>
+                            <a:tailEnd type="triangle"/>
+                          </a:ln>
+                        </wps:spPr>
+                        <wps:style>
+                          <a:lnRef idx="2">
+                            <a:schemeClr val="accent1"/>
+                          </a:lnRef>
+                          <a:fillRef idx="0">
+                            <a:schemeClr val="accent1"/>
+                          </a:fillRef>
+                          <a:effectRef idx="1">
+                            <a:schemeClr val="accent1"/>
+                          </a:effectRef>
+                          <a:fontRef idx="minor">
+                            <a:schemeClr val="tx1"/>
+                          </a:fontRef>
+                        </wps:style>
+                        <wps:bodyPr/>
+                      </wps:wsp>
+                      <wps:wsp>
+                        <wps:cNvPr id="2096100353" name="直接箭头连接符 8"/>
+                        <wps:cNvCnPr/>
+                        <wps:spPr>
+                          <a:xfrm flipH="1" flipV="1">
+                            <a:off x="1820083" y="534046"/>
+                            <a:ext cx="89115" cy="418519"/>
+                          </a:xfrm>
+                          <a:prstGeom prst="straightConnector1">
+                            <a:avLst/>
+                          </a:prstGeom>
+                          <a:ln>
+                            <a:tailEnd type="triangle"/>
+                          </a:ln>
+                        </wps:spPr>
+                        <wps:style>
+                          <a:lnRef idx="2">
+                            <a:schemeClr val="accent1"/>
+                          </a:lnRef>
+                          <a:fillRef idx="0">
+                            <a:schemeClr val="accent1"/>
+                          </a:fillRef>
+                          <a:effectRef idx="1">
+                            <a:schemeClr val="accent1"/>
+                          </a:effectRef>
+                          <a:fontRef idx="minor">
+                            <a:schemeClr val="tx1"/>
+                          </a:fontRef>
+                        </wps:style>
+                        <wps:bodyPr/>
+                      </wps:wsp>
+                      <wps:wsp>
+                        <wps:cNvPr id="819449026" name="直接箭头连接符 4"/>
+                        <wps:cNvCnPr/>
+                        <wps:spPr>
+                          <a:xfrm>
+                            <a:off x="306092" y="833034"/>
+                            <a:ext cx="658495" cy="461010"/>
+                          </a:xfrm>
+                          <a:prstGeom prst="straightConnector1">
+                            <a:avLst/>
+                          </a:prstGeom>
+                          <a:ln>
+                            <a:prstDash val="sysDot"/>
+                            <a:tailEnd type="triangle"/>
+                          </a:ln>
+                        </wps:spPr>
+                        <wps:style>
+                          <a:lnRef idx="2">
+                            <a:schemeClr val="accent1"/>
+                          </a:lnRef>
+                          <a:fillRef idx="0">
+                            <a:schemeClr val="accent1"/>
+                          </a:fillRef>
+                          <a:effectRef idx="1">
+                            <a:schemeClr val="accent1"/>
+                          </a:effectRef>
+                          <a:fontRef idx="minor">
+                            <a:schemeClr val="tx1"/>
+                          </a:fontRef>
+                        </wps:style>
+                        <wps:bodyPr/>
+                      </wps:wsp>
+                      <wps:wsp>
+                        <wps:cNvPr id="1265340611" name="直接箭头连接符 4"/>
+                        <wps:cNvCnPr/>
+                        <wps:spPr>
+                          <a:xfrm>
+                            <a:off x="197604" y="984143"/>
+                            <a:ext cx="658495" cy="461010"/>
+                          </a:xfrm>
+                          <a:prstGeom prst="straightConnector1">
+                            <a:avLst/>
+                          </a:prstGeom>
+                          <a:ln>
+                            <a:prstDash val="sysDot"/>
+                            <a:tailEnd type="triangle"/>
+                          </a:ln>
+                        </wps:spPr>
+                        <wps:style>
+                          <a:lnRef idx="2">
+                            <a:schemeClr val="accent1"/>
+                          </a:lnRef>
+                          <a:fillRef idx="0">
+                            <a:schemeClr val="accent1"/>
+                          </a:fillRef>
+                          <a:effectRef idx="1">
+                            <a:schemeClr val="accent1"/>
+                          </a:effectRef>
+                          <a:fontRef idx="minor">
+                            <a:schemeClr val="tx1"/>
+                          </a:fontRef>
+                        </wps:style>
+                        <wps:bodyPr/>
+                      </wps:wsp>
+                      <wps:wsp>
+                        <wps:cNvPr id="1715577293" name="直接箭头连接符 4"/>
+                        <wps:cNvCnPr/>
+                        <wps:spPr>
+                          <a:xfrm>
+                            <a:off x="92990" y="1119753"/>
+                            <a:ext cx="658495" cy="461010"/>
+                          </a:xfrm>
+                          <a:prstGeom prst="straightConnector1">
+                            <a:avLst/>
+                          </a:prstGeom>
+                          <a:ln>
+                            <a:prstDash val="sysDot"/>
+                            <a:tailEnd type="triangle"/>
+                          </a:ln>
+                        </wps:spPr>
+                        <wps:style>
+                          <a:lnRef idx="2">
+                            <a:schemeClr val="accent1"/>
+                          </a:lnRef>
+                          <a:fillRef idx="0">
+                            <a:schemeClr val="accent1"/>
+                          </a:fillRef>
+                          <a:effectRef idx="1">
+                            <a:schemeClr val="accent1"/>
+                          </a:effectRef>
+                          <a:fontRef idx="minor">
+                            <a:schemeClr val="tx1"/>
+                          </a:fontRef>
+                        </wps:style>
+                        <wps:bodyPr/>
+                      </wps:wsp>
+                      <wps:wsp>
+                        <wps:cNvPr id="15733656" name="直接箭头连接符 4"/>
+                        <wps:cNvCnPr/>
+                        <wps:spPr>
+                          <a:xfrm>
+                            <a:off x="437828" y="647054"/>
+                            <a:ext cx="658495" cy="461010"/>
+                          </a:xfrm>
+                          <a:prstGeom prst="straightConnector1">
+                            <a:avLst/>
+                          </a:prstGeom>
+                          <a:ln>
+                            <a:prstDash val="sysDot"/>
+                            <a:tailEnd type="triangle"/>
+                          </a:ln>
+                        </wps:spPr>
+                        <wps:style>
+                          <a:lnRef idx="2">
+                            <a:schemeClr val="accent1"/>
+                          </a:lnRef>
+                          <a:fillRef idx="0">
+                            <a:schemeClr val="accent1"/>
+                          </a:fillRef>
+                          <a:effectRef idx="1">
+                            <a:schemeClr val="accent1"/>
+                          </a:effectRef>
+                          <a:fontRef idx="minor">
+                            <a:schemeClr val="tx1"/>
+                          </a:fontRef>
+                        </wps:style>
+                        <wps:bodyPr/>
+                      </wps:wsp>
+                      <wps:wsp>
+                        <wps:cNvPr id="1590888509" name="直接箭头连接符 4"/>
+                        <wps:cNvCnPr/>
+                        <wps:spPr>
+                          <a:xfrm>
+                            <a:off x="588936" y="426204"/>
+                            <a:ext cx="658495" cy="461010"/>
+                          </a:xfrm>
+                          <a:prstGeom prst="straightConnector1">
+                            <a:avLst/>
+                          </a:prstGeom>
+                          <a:ln>
+                            <a:prstDash val="sysDot"/>
+                            <a:tailEnd type="triangle"/>
+                          </a:ln>
+                        </wps:spPr>
+                        <wps:style>
+                          <a:lnRef idx="2">
+                            <a:schemeClr val="accent1"/>
+                          </a:lnRef>
+                          <a:fillRef idx="0">
+                            <a:schemeClr val="accent1"/>
+                          </a:fillRef>
+                          <a:effectRef idx="1">
+                            <a:schemeClr val="accent1"/>
+                          </a:effectRef>
+                          <a:fontRef idx="minor">
+                            <a:schemeClr val="tx1"/>
+                          </a:fontRef>
+                        </wps:style>
+                        <wps:bodyPr/>
+                      </wps:wsp>
+                      <wps:wsp>
+                        <wps:cNvPr id="680977000" name="直接箭头连接符 5"/>
+                        <wps:cNvCnPr/>
+                        <wps:spPr>
+                          <a:xfrm flipV="1">
+                            <a:off x="740044" y="913754"/>
+                            <a:ext cx="507365" cy="701040"/>
+                          </a:xfrm>
+                          <a:prstGeom prst="straightConnector1">
+                            <a:avLst/>
+                          </a:prstGeom>
+                          <a:ln>
+                            <a:tailEnd type="triangle"/>
+                          </a:ln>
+                        </wps:spPr>
+                        <wps:style>
+                          <a:lnRef idx="2">
+                            <a:schemeClr val="accent1"/>
+                          </a:lnRef>
+                          <a:fillRef idx="0">
+                            <a:schemeClr val="accent1"/>
+                          </a:fillRef>
+                          <a:effectRef idx="1">
+                            <a:schemeClr val="accent1"/>
+                          </a:effectRef>
+                          <a:fontRef idx="minor">
+                            <a:schemeClr val="tx1"/>
+                          </a:fontRef>
+                        </wps:style>
+                        <wps:bodyPr/>
+                      </wps:wsp>
+                      <wps:wsp>
+                        <wps:cNvPr id="1850187927" name="直接箭头连接符 4"/>
+                        <wps:cNvCnPr/>
+                        <wps:spPr>
+                          <a:xfrm>
+                            <a:off x="263472" y="608309"/>
+                            <a:ext cx="658495" cy="461010"/>
+                          </a:xfrm>
+                          <a:prstGeom prst="straightConnector1">
+                            <a:avLst/>
+                          </a:prstGeom>
+                          <a:ln>
+                            <a:prstDash val="sysDot"/>
+                            <a:tailEnd type="triangle"/>
+                          </a:ln>
+                        </wps:spPr>
+                        <wps:style>
+                          <a:lnRef idx="2">
+                            <a:schemeClr val="accent1"/>
+                          </a:lnRef>
+                          <a:fillRef idx="0">
+                            <a:schemeClr val="accent1"/>
+                          </a:fillRef>
+                          <a:effectRef idx="1">
+                            <a:schemeClr val="accent1"/>
+                          </a:effectRef>
+                          <a:fontRef idx="minor">
+                            <a:schemeClr val="tx1"/>
+                          </a:fontRef>
+                        </wps:style>
+                        <wps:bodyPr/>
+                      </wps:wsp>
+                      <wps:wsp>
+                        <wps:cNvPr id="681784685" name="直接箭头连接符 4"/>
+                        <wps:cNvCnPr/>
+                        <wps:spPr>
+                          <a:xfrm>
+                            <a:off x="154983" y="759417"/>
+                            <a:ext cx="658495" cy="461010"/>
+                          </a:xfrm>
+                          <a:prstGeom prst="straightConnector1">
+                            <a:avLst/>
+                          </a:prstGeom>
+                          <a:ln>
+                            <a:prstDash val="sysDot"/>
+                            <a:tailEnd type="triangle"/>
+                          </a:ln>
+                        </wps:spPr>
+                        <wps:style>
+                          <a:lnRef idx="2">
+                            <a:schemeClr val="accent1"/>
+                          </a:lnRef>
+                          <a:fillRef idx="0">
+                            <a:schemeClr val="accent1"/>
+                          </a:fillRef>
+                          <a:effectRef idx="1">
+                            <a:schemeClr val="accent1"/>
+                          </a:effectRef>
+                          <a:fontRef idx="minor">
+                            <a:schemeClr val="tx1"/>
+                          </a:fontRef>
+                        </wps:style>
+                        <wps:bodyPr/>
+                      </wps:wsp>
+                      <wps:wsp>
+                        <wps:cNvPr id="1047244803" name="直接箭头连接符 4"/>
+                        <wps:cNvCnPr/>
+                        <wps:spPr>
+                          <a:xfrm>
+                            <a:off x="50370" y="902776"/>
+                            <a:ext cx="658495" cy="461010"/>
+                          </a:xfrm>
+                          <a:prstGeom prst="straightConnector1">
+                            <a:avLst/>
+                          </a:prstGeom>
+                          <a:ln>
+                            <a:prstDash val="sysDot"/>
+                            <a:tailEnd type="triangle"/>
+                          </a:ln>
+                        </wps:spPr>
+                        <wps:style>
+                          <a:lnRef idx="2">
+                            <a:schemeClr val="accent1"/>
+                          </a:lnRef>
+                          <a:fillRef idx="0">
+                            <a:schemeClr val="accent1"/>
+                          </a:fillRef>
+                          <a:effectRef idx="1">
+                            <a:schemeClr val="accent1"/>
+                          </a:effectRef>
+                          <a:fontRef idx="minor">
+                            <a:schemeClr val="tx1"/>
+                          </a:fontRef>
+                        </wps:style>
+                        <wps:bodyPr/>
+                      </wps:wsp>
+                      <wps:wsp>
+                        <wps:cNvPr id="1182752584" name="直接箭头连接符 4"/>
+                        <wps:cNvCnPr/>
+                        <wps:spPr>
+                          <a:xfrm>
+                            <a:off x="395207" y="426204"/>
+                            <a:ext cx="658495" cy="461010"/>
+                          </a:xfrm>
+                          <a:prstGeom prst="straightConnector1">
+                            <a:avLst/>
+                          </a:prstGeom>
+                          <a:ln>
+                            <a:prstDash val="sysDot"/>
+                            <a:tailEnd type="triangle"/>
+                          </a:ln>
+                        </wps:spPr>
+                        <wps:style>
+                          <a:lnRef idx="2">
+                            <a:schemeClr val="accent1"/>
+                          </a:lnRef>
+                          <a:fillRef idx="0">
+                            <a:schemeClr val="accent1"/>
+                          </a:fillRef>
+                          <a:effectRef idx="1">
+                            <a:schemeClr val="accent1"/>
+                          </a:effectRef>
+                          <a:fontRef idx="minor">
+                            <a:schemeClr val="tx1"/>
+                          </a:fontRef>
+                        </wps:style>
+                        <wps:bodyPr/>
+                      </wps:wsp>
+                      <wps:wsp>
+                        <wps:cNvPr id="628358353" name="直接箭头连接符 4"/>
+                        <wps:cNvCnPr/>
+                        <wps:spPr>
+                          <a:xfrm>
+                            <a:off x="546316" y="205353"/>
+                            <a:ext cx="658495" cy="461010"/>
+                          </a:xfrm>
+                          <a:prstGeom prst="straightConnector1">
+                            <a:avLst/>
+                          </a:prstGeom>
+                          <a:ln>
+                            <a:prstDash val="sysDot"/>
+                            <a:tailEnd type="triangle"/>
+                          </a:ln>
+                        </wps:spPr>
+                        <wps:style>
+                          <a:lnRef idx="2">
+                            <a:schemeClr val="accent1"/>
+                          </a:lnRef>
+                          <a:fillRef idx="0">
+                            <a:schemeClr val="accent1"/>
+                          </a:fillRef>
+                          <a:effectRef idx="1">
+                            <a:schemeClr val="accent1"/>
+                          </a:effectRef>
+                          <a:fontRef idx="minor">
+                            <a:schemeClr val="tx1"/>
+                          </a:fontRef>
+                        </wps:style>
+                        <wps:bodyPr/>
+                      </wps:wsp>
+                      <wps:wsp>
+                        <wps:cNvPr id="216914349" name="直接箭头连接符 5"/>
+                        <wps:cNvCnPr/>
+                        <wps:spPr>
+                          <a:xfrm flipV="1">
+                            <a:off x="697424" y="731649"/>
+                            <a:ext cx="507365" cy="701040"/>
+                          </a:xfrm>
+                          <a:prstGeom prst="straightConnector1">
+                            <a:avLst/>
+                          </a:prstGeom>
+                          <a:ln>
+                            <a:tailEnd type="triangle"/>
+                          </a:ln>
+                        </wps:spPr>
+                        <wps:style>
+                          <a:lnRef idx="2">
+                            <a:schemeClr val="accent1"/>
+                          </a:lnRef>
+                          <a:fillRef idx="0">
+                            <a:schemeClr val="accent1"/>
+                          </a:fillRef>
+                          <a:effectRef idx="1">
+                            <a:schemeClr val="accent1"/>
+                          </a:effectRef>
+                          <a:fontRef idx="minor">
+                            <a:schemeClr val="tx1"/>
+                          </a:fontRef>
+                        </wps:style>
+                        <wps:bodyPr/>
+                      </wps:wsp>
+                      <wps:wsp>
+                        <wps:cNvPr id="938077837" name="直接箭头连接符 4"/>
+                        <wps:cNvCnPr/>
+                        <wps:spPr>
+                          <a:xfrm>
+                            <a:off x="213102" y="406831"/>
+                            <a:ext cx="658495" cy="461010"/>
+                          </a:xfrm>
+                          <a:prstGeom prst="straightConnector1">
+                            <a:avLst/>
+                          </a:prstGeom>
+                          <a:ln>
+                            <a:prstDash val="sysDot"/>
+                            <a:tailEnd type="triangle"/>
+                          </a:ln>
+                        </wps:spPr>
+                        <wps:style>
+                          <a:lnRef idx="2">
+                            <a:schemeClr val="accent1"/>
+                          </a:lnRef>
+                          <a:fillRef idx="0">
+                            <a:schemeClr val="accent1"/>
+                          </a:fillRef>
+                          <a:effectRef idx="1">
+                            <a:schemeClr val="accent1"/>
+                          </a:effectRef>
+                          <a:fontRef idx="minor">
+                            <a:schemeClr val="tx1"/>
+                          </a:fontRef>
+                        </wps:style>
+                        <wps:bodyPr/>
+                      </wps:wsp>
+                      <wps:wsp>
+                        <wps:cNvPr id="693492892" name="直接箭头连接符 4"/>
+                        <wps:cNvCnPr/>
+                        <wps:spPr>
+                          <a:xfrm>
+                            <a:off x="104614" y="557939"/>
+                            <a:ext cx="658495" cy="461010"/>
+                          </a:xfrm>
+                          <a:prstGeom prst="straightConnector1">
+                            <a:avLst/>
+                          </a:prstGeom>
+                          <a:ln>
+                            <a:prstDash val="sysDot"/>
+                            <a:tailEnd type="triangle"/>
+                          </a:ln>
+                        </wps:spPr>
+                        <wps:style>
+                          <a:lnRef idx="2">
+                            <a:schemeClr val="accent1"/>
+                          </a:lnRef>
+                          <a:fillRef idx="0">
+                            <a:schemeClr val="accent1"/>
+                          </a:fillRef>
+                          <a:effectRef idx="1">
+                            <a:schemeClr val="accent1"/>
+                          </a:effectRef>
+                          <a:fontRef idx="minor">
+                            <a:schemeClr val="tx1"/>
+                          </a:fontRef>
+                        </wps:style>
+                        <wps:bodyPr/>
+                      </wps:wsp>
+                      <wps:wsp>
+                        <wps:cNvPr id="2138298664" name="直接箭头连接符 4"/>
+                        <wps:cNvCnPr/>
+                        <wps:spPr>
+                          <a:xfrm>
+                            <a:off x="0" y="693549"/>
+                            <a:ext cx="658495" cy="461010"/>
+                          </a:xfrm>
+                          <a:prstGeom prst="straightConnector1">
+                            <a:avLst/>
+                          </a:prstGeom>
+                          <a:ln>
+                            <a:prstDash val="sysDot"/>
+                            <a:tailEnd type="triangle"/>
+                          </a:ln>
+                        </wps:spPr>
+                        <wps:style>
+                          <a:lnRef idx="2">
+                            <a:schemeClr val="accent1"/>
+                          </a:lnRef>
+                          <a:fillRef idx="0">
+                            <a:schemeClr val="accent1"/>
+                          </a:fillRef>
+                          <a:effectRef idx="1">
+                            <a:schemeClr val="accent1"/>
+                          </a:effectRef>
+                          <a:fontRef idx="minor">
+                            <a:schemeClr val="tx1"/>
+                          </a:fontRef>
+                        </wps:style>
+                        <wps:bodyPr/>
+                      </wps:wsp>
+                      <wps:wsp>
+                        <wps:cNvPr id="1598427649" name="直接箭头连接符 4"/>
+                        <wps:cNvCnPr/>
+                        <wps:spPr>
+                          <a:xfrm>
+                            <a:off x="344838" y="224726"/>
+                            <a:ext cx="658495" cy="461010"/>
+                          </a:xfrm>
+                          <a:prstGeom prst="straightConnector1">
+                            <a:avLst/>
+                          </a:prstGeom>
+                          <a:ln>
+                            <a:prstDash val="sysDot"/>
+                            <a:tailEnd type="triangle"/>
+                          </a:ln>
+                        </wps:spPr>
+                        <wps:style>
+                          <a:lnRef idx="2">
+                            <a:schemeClr val="accent1"/>
+                          </a:lnRef>
+                          <a:fillRef idx="0">
+                            <a:schemeClr val="accent1"/>
+                          </a:fillRef>
+                          <a:effectRef idx="1">
+                            <a:schemeClr val="accent1"/>
+                          </a:effectRef>
+                          <a:fontRef idx="minor">
+                            <a:schemeClr val="tx1"/>
+                          </a:fontRef>
+                        </wps:style>
+                        <wps:bodyPr/>
+                      </wps:wsp>
+                      <wps:wsp>
+                        <wps:cNvPr id="858229851" name="直接箭头连接符 4"/>
+                        <wps:cNvCnPr/>
+                        <wps:spPr>
+                          <a:xfrm>
+                            <a:off x="495946" y="0"/>
+                            <a:ext cx="658495" cy="461010"/>
+                          </a:xfrm>
+                          <a:prstGeom prst="straightConnector1">
+                            <a:avLst/>
+                          </a:prstGeom>
+                          <a:ln>
+                            <a:prstDash val="sysDot"/>
+                            <a:tailEnd type="triangle"/>
+                          </a:ln>
+                        </wps:spPr>
+                        <wps:style>
+                          <a:lnRef idx="2">
+                            <a:schemeClr val="accent1"/>
+                          </a:lnRef>
+                          <a:fillRef idx="0">
+                            <a:schemeClr val="accent1"/>
+                          </a:fillRef>
+                          <a:effectRef idx="1">
+                            <a:schemeClr val="accent1"/>
+                          </a:effectRef>
+                          <a:fontRef idx="minor">
+                            <a:schemeClr val="tx1"/>
+                          </a:fontRef>
+                        </wps:style>
+                        <wps:bodyPr/>
+                      </wps:wsp>
+                      <wps:wsp>
+                        <wps:cNvPr id="1562245676" name="直接箭头连接符 5"/>
+                        <wps:cNvCnPr/>
+                        <wps:spPr>
+                          <a:xfrm flipV="1">
+                            <a:off x="647055" y="526297"/>
+                            <a:ext cx="507365" cy="701040"/>
+                          </a:xfrm>
+                          <a:prstGeom prst="straightConnector1">
+                            <a:avLst/>
+                          </a:prstGeom>
+                          <a:ln>
+                            <a:tailEnd type="triangle"/>
+                          </a:ln>
+                        </wps:spPr>
+                        <wps:style>
+                          <a:lnRef idx="2">
+                            <a:schemeClr val="accent1"/>
+                          </a:lnRef>
+                          <a:fillRef idx="0">
+                            <a:schemeClr val="accent1"/>
+                          </a:fillRef>
+                          <a:effectRef idx="1">
+                            <a:schemeClr val="accent1"/>
+                          </a:effectRef>
+                          <a:fontRef idx="minor">
+                            <a:schemeClr val="tx1"/>
+                          </a:fontRef>
+                        </wps:style>
+                        <wps:bodyPr/>
+                      </wps:wsp>
+                      <wps:wsp>
+                        <wps:cNvPr id="649811860" name="直接箭头连接符 7"/>
+                        <wps:cNvCnPr/>
+                        <wps:spPr>
+                          <a:xfrm>
+                            <a:off x="658678" y="1158499"/>
+                            <a:ext cx="104140" cy="441325"/>
+                          </a:xfrm>
+                          <a:prstGeom prst="straightConnector1">
+                            <a:avLst/>
+                          </a:prstGeom>
+                          <a:ln>
+                            <a:tailEnd type="triangle"/>
+                          </a:ln>
+                        </wps:spPr>
+                        <wps:style>
+                          <a:lnRef idx="2">
+                            <a:schemeClr val="accent1"/>
+                          </a:lnRef>
+                          <a:fillRef idx="0">
+                            <a:schemeClr val="accent1"/>
+                          </a:fillRef>
+                          <a:effectRef idx="1">
+                            <a:schemeClr val="accent1"/>
+                          </a:effectRef>
+                          <a:fontRef idx="minor">
+                            <a:schemeClr val="tx1"/>
+                          </a:fontRef>
+                        </wps:style>
+                        <wps:bodyPr/>
+                      </wps:wsp>
+                      <wps:wsp>
+                        <wps:cNvPr id="861867713" name="直接箭头连接符 8"/>
+                        <wps:cNvCnPr/>
+                        <wps:spPr>
+                          <a:xfrm flipH="1" flipV="1">
+                            <a:off x="1161405" y="499175"/>
+                            <a:ext cx="88900" cy="418465"/>
+                          </a:xfrm>
+                          <a:prstGeom prst="straightConnector1">
+                            <a:avLst/>
+                          </a:prstGeom>
+                          <a:ln>
+                            <a:tailEnd type="triangle"/>
+                          </a:ln>
+                        </wps:spPr>
+                        <wps:style>
+                          <a:lnRef idx="2">
+                            <a:schemeClr val="accent1"/>
+                          </a:lnRef>
+                          <a:fillRef idx="0">
+                            <a:schemeClr val="accent1"/>
+                          </a:fillRef>
+                          <a:effectRef idx="1">
+                            <a:schemeClr val="accent1"/>
+                          </a:effectRef>
+                          <a:fontRef idx="minor">
+                            <a:schemeClr val="tx1"/>
+                          </a:fontRef>
+                        </wps:style>
+                        <wps:bodyPr/>
+                      </wps:wsp>
+                      <wps:wsp>
+                        <wps:cNvPr id="1484372988" name="直接箭头连接符 11"/>
+                        <wps:cNvCnPr/>
+                        <wps:spPr>
+                          <a:xfrm>
+                            <a:off x="1177872" y="557293"/>
+                            <a:ext cx="654803" cy="38746"/>
+                          </a:xfrm>
+                          <a:prstGeom prst="straightConnector1">
+                            <a:avLst/>
+                          </a:prstGeom>
+                          <a:ln>
+                            <a:tailEnd type="triangle"/>
+                          </a:ln>
+                        </wps:spPr>
+                        <wps:style>
+                          <a:lnRef idx="2">
+                            <a:schemeClr val="accent1"/>
+                          </a:lnRef>
+                          <a:fillRef idx="0">
+                            <a:schemeClr val="accent1"/>
+                          </a:fillRef>
+                          <a:effectRef idx="1">
+                            <a:schemeClr val="accent1"/>
+                          </a:effectRef>
+                          <a:fontRef idx="minor">
+                            <a:schemeClr val="tx1"/>
+                          </a:fontRef>
+                        </wps:style>
+                        <wps:bodyPr/>
+                      </wps:wsp>
+                      <wps:wsp>
+                        <wps:cNvPr id="490289620" name="直接箭头连接符 11"/>
+                        <wps:cNvCnPr/>
+                        <wps:spPr>
+                          <a:xfrm>
+                            <a:off x="1232116" y="929253"/>
+                            <a:ext cx="654803" cy="38746"/>
+                          </a:xfrm>
+                          <a:prstGeom prst="straightConnector1">
+                            <a:avLst/>
+                          </a:prstGeom>
+                          <a:ln>
+                            <a:tailEnd type="triangle"/>
+                          </a:ln>
+                        </wps:spPr>
+                        <wps:style>
+                          <a:lnRef idx="2">
+                            <a:schemeClr val="accent1"/>
+                          </a:lnRef>
+                          <a:fillRef idx="0">
+                            <a:schemeClr val="accent1"/>
+                          </a:fillRef>
+                          <a:effectRef idx="1">
+                            <a:schemeClr val="accent1"/>
+                          </a:effectRef>
+                          <a:fontRef idx="minor">
+                            <a:schemeClr val="tx1"/>
+                          </a:fontRef>
+                        </wps:style>
+                        <wps:bodyPr/>
+                      </wps:wsp>
+                      <wps:wsp>
+                        <wps:cNvPr id="352883948" name="直接箭头连接符 11"/>
+                        <wps:cNvCnPr/>
+                        <wps:spPr>
+                          <a:xfrm>
+                            <a:off x="678051" y="1204348"/>
+                            <a:ext cx="654803" cy="38746"/>
+                          </a:xfrm>
+                          <a:prstGeom prst="straightConnector1">
+                            <a:avLst/>
+                          </a:prstGeom>
+                          <a:ln>
+                            <a:tailEnd type="triangle"/>
+                          </a:ln>
+                        </wps:spPr>
+                        <wps:style>
+                          <a:lnRef idx="2">
+                            <a:schemeClr val="accent1"/>
+                          </a:lnRef>
+                          <a:fillRef idx="0">
+                            <a:schemeClr val="accent1"/>
+                          </a:fillRef>
+                          <a:effectRef idx="1">
+                            <a:schemeClr val="accent1"/>
+                          </a:effectRef>
+                          <a:fontRef idx="minor">
+                            <a:schemeClr val="tx1"/>
+                          </a:fontRef>
+                        </wps:style>
+                        <wps:bodyPr/>
+                      </wps:wsp>
+                      <wps:wsp>
+                        <wps:cNvPr id="1871670634" name="直接箭头连接符 11"/>
+                        <wps:cNvCnPr/>
+                        <wps:spPr>
+                          <a:xfrm>
+                            <a:off x="767167" y="1580182"/>
+                            <a:ext cx="654803" cy="38746"/>
+                          </a:xfrm>
+                          <a:prstGeom prst="straightConnector1">
+                            <a:avLst/>
+                          </a:prstGeom>
+                          <a:ln>
+                            <a:tailEnd type="triangle"/>
+                          </a:ln>
+                        </wps:spPr>
+                        <wps:style>
+                          <a:lnRef idx="2">
+                            <a:schemeClr val="accent1"/>
+                          </a:lnRef>
+                          <a:fillRef idx="0">
+                            <a:schemeClr val="accent1"/>
+                          </a:fillRef>
+                          <a:effectRef idx="1">
+                            <a:schemeClr val="accent1"/>
+                          </a:effectRef>
+                          <a:fontRef idx="minor">
+                            <a:schemeClr val="tx1"/>
+                          </a:fontRef>
+                        </wps:style>
+                        <wps:bodyPr/>
+                      </wps:wsp>
+                    </wpg:wgp>
+                  </a:graphicData>
+                </a:graphic>
+              </wp:anchor>
+            </w:drawing>
+          </mc:Choice>
+          <mc:Fallback>
+            <w:pict>
+              <v:group w14:anchorId="6A1632EB" id="组合 12" o:spid="_x0000_s1026" style="position:absolute;margin-left:140.3pt;margin-top:.75pt;width:167.15pt;height:143.05pt;z-index:251762688" coordsize="21228,18168" o:gfxdata="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">
+                <v:shape id="直接箭头连接符 2" o:spid="_x0000_s1027" type="#_x0000_t32" style="position:absolute;left:11972;top:12702;width:9028;height:5466;flip:y;visibility:visible;mso-wrap-style:square" o:connectortype="straight" o:gfxdata="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" strokecolor="#156082 [3204]" strokeweight="1.5pt">
+                  <v:stroke endarrow="block" joinstyle="miter"/>
+                </v:shape>
+                <v:shape id="直接箭头连接符 1" o:spid="_x0000_s1028" type="#_x0000_t32" style="position:absolute;left:5346;top:11352;width:15882;height:1353;visibility:visible;mso-wrap-style:square" o:connectortype="straight" o:gfxdata="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" strokecolor="#156082 [3204]" strokeweight="1.5pt">
+                  <v:stroke endarrow="block" joinstyle="miter"/>
+                </v:shape>
+                <v:shape id="直接箭头连接符 3" o:spid="_x0000_s1029" type="#_x0000_t32" style="position:absolute;left:20832;top:4998;width:0;height:7899;visibility:visible;mso-wrap-style:square" o:connectortype="straight" o:gfxdata="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" strokecolor="#156082 [3204]" strokeweight="1.5pt">
+                  <v:stroke endarrow="block" joinstyle="miter"/>
+                </v:shape>
+                <v:shape id="直接箭头连接符 4" o:spid="_x0000_s1030" type="#_x0000_t32" style="position:absolute;left:9647;top:9027;width:6587;height:4611;visibility:visible;mso-wrap-style:square" o:connectortype="straight" o:gfxdata="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" strokecolor="#156082 [3204]" strokeweight="1.5pt">
+                  <v:stroke dashstyle="1 1" endarrow="block" joinstyle="miter"/>
+                </v:shape>
+                <v:shape id="直接箭头连接符 4" o:spid="_x0000_s1031" type="#_x0000_t32" style="position:absolute;left:8562;top:10538;width:6585;height:4610;visibility:visible;mso-wrap-style:square" o:connectortype="straight" o:gfxdata="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" strokecolor="#156082 [3204]" strokeweight="1.5pt">
+                  <v:stroke dashstyle="1 1" endarrow="block" joinstyle="miter"/>
+                </v:shape>
+                <v:shape id="直接箭头连接符 4" o:spid="_x0000_s1032" type="#_x0000_t32" style="position:absolute;left:7516;top:11933;width:6585;height:4610;visibility:visible;mso-wrap-style:square" o:connectortype="straight" o:gfxdata="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" strokecolor="#156082 [3204]" strokeweight="1.5pt">
+                  <v:stroke dashstyle="1 1" endarrow="block" joinstyle="miter"/>
+                </v:shape>
+                <v:shape id="直接箭头连接符 4" o:spid="_x0000_s1033" type="#_x0000_t32" style="position:absolute;left:10965;top:7206;width:6585;height:4610;visibility:visible;mso-wrap-style:square" o:connectortype="straight" o:gfxdata="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" strokecolor="#156082 [3204]" strokeweight="1.5pt">
+                  <v:stroke dashstyle="1 1" endarrow="block" joinstyle="miter"/>
+                </v:shape>
+                <v:shape id="直接箭头连接符 4" o:spid="_x0000_s1034" type="#_x0000_t32" style="position:absolute;left:12476;top:4998;width:6585;height:4610;visibility:visible;mso-wrap-style:square" o:connectortype="straight" o:gfxdata="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" strokecolor="#156082 [3204]" strokeweight="1.5pt">
+                  <v:stroke dashstyle="1 1" endarrow="block" joinstyle="miter"/>
+                </v:shape>
+                <v:shape id="直接箭头连接符 5" o:spid="_x0000_s1035" type="#_x0000_t32" style="position:absolute;left:13987;top:9486;width:5077;height:7012;flip:y;visibility:visible;mso-wrap-style:square" o:connectortype="straight" o:gfxdata="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" strokecolor="#156082 [3204]" strokeweight="1.5pt">
+                  <v:stroke endarrow="block" joinstyle="miter"/>
+                </v:shape>
+                <v:shape id="直接箭头连接符 4" o:spid="_x0000_s1036" type="#_x0000_t32" style="position:absolute;left:9221;top:6819;width:6585;height:4610;visibility:visible;mso-wrap-style:square" o:connectortype="straight" o:gfxdata="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" strokecolor="#156082 [3204]" strokeweight="1.5pt">
+                  <v:stroke dashstyle="1 1" endarrow="block" joinstyle="miter"/>
+                </v:shape>
+                <v:shape id="直接箭头连接符 4" o:spid="_x0000_s1037" type="#_x0000_t32" style="position:absolute;left:8136;top:8330;width:6585;height:4610;visibility:visible;mso-wrap-style:square" o:connectortype="straight" o:gfxdata="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" strokecolor="#156082 [3204]" strokeweight="1.5pt">
+                  <v:stroke dashstyle="1 1" endarrow="block" joinstyle="miter"/>
+                </v:shape>
+                <v:shape id="直接箭头连接符 4" o:spid="_x0000_s1038" type="#_x0000_t32" style="position:absolute;left:7090;top:9725;width:6585;height:4610;visibility:visible;mso-wrap-style:square" o:connectortype="straight" o:gfxdata="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" strokecolor="#156082 [3204]" strokeweight="1.5pt">
+                  <v:stroke dashstyle="1 1" endarrow="block" joinstyle="miter"/>
+                </v:shape>
+                <v:shape id="直接箭头连接符 4" o:spid="_x0000_s1039" type="#_x0000_t32" style="position:absolute;left:10538;top:4998;width:6585;height:4610;visibility:visible;mso-wrap-style:square" o:connectortype="straight" o:gfxdata="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" strokecolor="#156082 [3204]" strokeweight="1.5pt">
+                  <v:stroke dashstyle="1 1" endarrow="block" joinstyle="miter"/>
+                </v:shape>
+                <v:shape id="直接箭头连接符 4" o:spid="_x0000_s1040" type="#_x0000_t32" style="position:absolute;left:12049;top:2789;width:6585;height:4610;visibility:visible;mso-wrap-style:square" o:connectortype="straight" o:gfxdata="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" strokecolor="#156082 [3204]" strokeweight="1.5pt">
+                  <v:stroke dashstyle="1 1" endarrow="block" joinstyle="miter"/>
+                </v:shape>
+                <v:shape id="直接箭头连接符 5" o:spid="_x0000_s1041" type="#_x0000_t32" style="position:absolute;left:13561;top:7665;width:5073;height:7010;flip:y;visibility:visible;mso-wrap-style:square" o:connectortype="straight" o:gfxdata="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" strokecolor="#156082 [3204]" strokeweight="1.5pt">
+                  <v:stroke endarrow="block" joinstyle="miter"/>
+                </v:shape>
+                <v:shape id="直接箭头连接符 4" o:spid="_x0000_s1042" type="#_x0000_t32" style="position:absolute;left:8717;top:4765;width:6585;height:4610;visibility:visible;mso-wrap-style:square" o:connectortype="straight" o:gfxdata="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" strokecolor="#156082 [3204]" strokeweight="1.5pt">
+                  <v:stroke dashstyle="1 1" endarrow="block" joinstyle="miter"/>
+                </v:shape>
+                <v:shape id="直接箭头连接符 4" o:spid="_x0000_s1043" type="#_x0000_t32" style="position:absolute;left:7632;top:6276;width:6585;height:4610;visibility:visible;mso-wrap-style:square" o:connectortype="straight" o:gfxdata="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" strokecolor="#156082 [3204]" strokeweight="1.5pt">
+                  <v:stroke dashstyle="1 1" endarrow="block" joinstyle="miter"/>
+                </v:shape>
+                <v:shape id="直接箭头连接符 4" o:spid="_x0000_s1044" type="#_x0000_t32" style="position:absolute;left:6586;top:7671;width:6585;height:4610;visibility:visible;mso-wrap-style:square" o:connectortype="straight" o:gfxdata="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" strokecolor="#156082 [3204]" strokeweight="1.5pt">
+                  <v:stroke dashstyle="1 1" endarrow="block" joinstyle="miter"/>
+                </v:shape>
+                <v:shape id="直接箭头连接符 4" o:spid="_x0000_s1045" type="#_x0000_t32" style="position:absolute;left:10035;top:2944;width:6585;height:4610;visibility:visible;mso-wrap-style:square" o:connectortype="straight" o:gfxdata="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" strokecolor="#156082 [3204]" strokeweight="1.5pt">
+                  <v:stroke dashstyle="1 1" endarrow="block" joinstyle="miter"/>
+                </v:shape>
+                <v:shape id="直接箭头连接符 4" o:spid="_x0000_s1046" type="#_x0000_t32" style="position:absolute;left:11546;top:736;width:6585;height:4610;visibility:visible;mso-wrap-style:square" o:connectortype="straight" o:gfxdata="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" strokecolor="#156082 [3204]" strokeweight="1.5pt">
+                  <v:stroke dashstyle="1 1" endarrow="block" joinstyle="miter"/>
+                </v:shape>
+                <v:shape id="直接箭头连接符 5" o:spid="_x0000_s1047" type="#_x0000_t32" style="position:absolute;left:13057;top:5611;width:5073;height:7011;flip:y;visibility:visible;mso-wrap-style:square" o:connectortype="straight" o:gfxdata="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" strokecolor="#156082 [3204]" strokeweight="1.5pt">
+                  <v:stroke endarrow="block" joinstyle="miter"/>
+                </v:shape>
+                <v:shape id="直接箭头连接符 7" o:spid="_x0000_s1048" type="#_x0000_t32" style="position:absolute;left:13173;top:12321;width:1046;height:4417;visibility:visible;mso-wrap-style:square" o:connectortype="straight" o:gfxdata="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" strokecolor="#156082 [3204]" strokeweight="1.5pt">
+                  <v:stroke endarrow="block" joinstyle="miter"/>
+                </v:shape>
+                <v:shape id="直接箭头连接符 8" o:spid="_x0000_s1049" type="#_x0000_t32" style="position:absolute;left:18200;top:5340;width:891;height:4185;flip:x y;visibility:visible;mso-wrap-style:square" o:connectortype="straight" o:gfxdata="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" strokecolor="#156082 [3204]" strokeweight="1.5pt">
+                  <v:stroke endarrow="block" joinstyle="miter"/>
+                </v:shape>
+                <v:shape id="直接箭头连接符 4" o:spid="_x0000_s1050" type="#_x0000_t32" style="position:absolute;left:3060;top:8330;width:6585;height:4610;visibility:visible;mso-wrap-style:square" o:connectortype="straight" o:gfxdata="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" strokecolor="#156082 [3204]" strokeweight="1.5pt">
+                  <v:stroke dashstyle="1 1" endarrow="block" joinstyle="miter"/>
+                </v:shape>
+                <v:shape id="直接箭头连接符 4" o:spid="_x0000_s1051" type="#_x0000_t32" style="position:absolute;left:1976;top:9841;width:6584;height:4610;visibility:visible;mso-wrap-style:square" o:connectortype="straight" o:gfxdata="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" strokecolor="#156082 [3204]" strokeweight="1.5pt">
+                  <v:stroke dashstyle="1 1" endarrow="block" joinstyle="miter"/>
+                </v:shape>
+                <v:shape id="直接箭头连接符 4" o:spid="_x0000_s1052" type="#_x0000_t32" style="position:absolute;left:929;top:11197;width:6585;height:4610;visibility:visible;mso-wrap-style:square" o:connectortype="straight" o:gfxdata="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" strokecolor="#156082 [3204]" strokeweight="1.5pt">
+                  <v:stroke dashstyle="1 1" endarrow="block" joinstyle="miter"/>
+                </v:shape>
+                <v:shape id="直接箭头连接符 4" o:spid="_x0000_s1053" type="#_x0000_t32" style="position:absolute;left:4378;top:6470;width:6585;height:4610;visibility:visible;mso-wrap-style:square" o:connectortype="straight" o:gfxdata="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" strokecolor="#156082 [3204]" strokeweight="1.5pt">
+                  <v:stroke dashstyle="1 1" endarrow="block" joinstyle="miter"/>
+                </v:shape>
+                <v:shape id="直接箭头连接符 4" o:spid="_x0000_s1054" type="#_x0000_t32" style="position:absolute;left:5889;top:4262;width:6585;height:4610;visibility:visible;mso-wrap-style:square" o:connectortype="straight" o:gfxdata="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" strokecolor="#156082 [3204]" strokeweight="1.5pt">
+                  <v:stroke dashstyle="1 1" endarrow="block" joinstyle="miter"/>
+                </v:shape>
+                <v:shape id="直接箭头连接符 5" o:spid="_x0000_s1055" type="#_x0000_t32" style="position:absolute;left:7400;top:9137;width:5074;height:7010;flip:y;visibility:visible;mso-wrap-style:square" o:connectortype="straight" o:gfxdata="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" strokecolor="#156082 [3204]" strokeweight="1.5pt">
+                  <v:stroke endarrow="block" joinstyle="miter"/>
+                </v:shape>
+                <v:shape id="直接箭头连接符 4" o:spid="_x0000_s1056" type="#_x0000_t32" style="position:absolute;left:2634;top:6083;width:6585;height:4610;visibility:visible;mso-wrap-style:square" o:connectortype="straight" o:gfxdata="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" strokecolor="#156082 [3204]" strokeweight="1.5pt">
+                  <v:stroke dashstyle="1 1" endarrow="block" joinstyle="miter"/>
+                </v:shape>
+                <v:shape id="直接箭头连接符 4" o:spid="_x0000_s1057" type="#_x0000_t32" style="position:absolute;left:1549;top:7594;width:6585;height:4610;visibility:visible;mso-wrap-style:square" o:connectortype="straight" o:gfxdata="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" strokecolor="#156082 [3204]" strokeweight="1.5pt">
+                  <v:stroke dashstyle="1 1" endarrow="block" joinstyle="miter"/>
+                </v:shape>
+                <v:shape id="直接箭头连接符 4" o:spid="_x0000_s1058" type="#_x0000_t32" style="position:absolute;left:503;top:9027;width:6585;height:4610;visibility:visible;mso-wrap-style:square" o:connectortype="straight" o:gfxdata="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" strokecolor="#156082 [3204]" strokeweight="1.5pt">
+                  <v:stroke dashstyle="1 1" endarrow="block" joinstyle="miter"/>
+                </v:shape>
+                <v:shape id="直接箭头连接符 4" o:spid="_x0000_s1059" type="#_x0000_t32" style="position:absolute;left:3952;top:4262;width:6585;height:4610;visibility:visible;mso-wrap-style:square" o:connectortype="straight" o:gfxdata="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" strokecolor="#156082 [3204]" strokeweight="1.5pt">
+                  <v:stroke dashstyle="1 1" endarrow="block" joinstyle="miter"/>
+                </v:shape>
+                <v:shape id="直接箭头连接符 4" o:spid="_x0000_s1060" type="#_x0000_t32" style="position:absolute;left:5463;top:2053;width:6585;height:4610;visibility:visible;mso-wrap-style:square" o:connectortype="straight" o:gfxdata="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" strokecolor="#156082 [3204]" strokeweight="1.5pt">
+                  <v:stroke dashstyle="1 1" endarrow="block" joinstyle="miter"/>
+                </v:shape>
+                <v:shape id="直接箭头连接符 5" o:spid="_x0000_s1061" type="#_x0000_t32" style="position:absolute;left:6974;top:7316;width:5073;height:7010;flip:y;visibility:visible;mso-wrap-style:square" o:connectortype="straight" o:gfxdata="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" strokecolor="#156082 [3204]" strokeweight="1.5pt">
+                  <v:stroke endarrow="block" joinstyle="miter"/>
+                </v:shape>
+                <v:shape id="直接箭头连接符 4" o:spid="_x0000_s1062" type="#_x0000_t32" style="position:absolute;left:2131;top:4068;width:6584;height:4610;visibility:visible;mso-wrap-style:square" o:connectortype="straight" o:gfxdata="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" strokecolor="#156082 [3204]" strokeweight="1.5pt">
+                  <v:stroke dashstyle="1 1" endarrow="block" joinstyle="miter"/>
+                </v:shape>
+                <v:shape id="直接箭头连接符 4" o:spid="_x0000_s1063" type="#_x0000_t32" style="position:absolute;left:1046;top:5579;width:6585;height:4610;visibility:visible;mso-wrap-style:square" o:connectortype="straight" o:gfxdata="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" strokecolor="#156082 [3204]" strokeweight="1.5pt">
+                  <v:stroke dashstyle="1 1" endarrow="block" joinstyle="miter"/>
+                </v:shape>
+                <v:shape id="直接箭头连接符 4" o:spid="_x0000_s1064" type="#_x0000_t32" style="position:absolute;top:6935;width:6584;height:4610;visibility:visible;mso-wrap-style:square" o:connectortype="straight" o:gfxdata="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" strokecolor="#156082 [3204]" strokeweight="1.5pt">
+                  <v:stroke dashstyle="1 1" endarrow="block" joinstyle="miter"/>
+                </v:shape>
+                <v:shape id="直接箭头连接符 4" o:spid="_x0000_s1065" type="#_x0000_t32" style="position:absolute;left:3448;top:2247;width:6585;height:4610;visibility:visible;mso-wrap-style:square" o:connectortype="straight" o:gfxdata="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" strokecolor="#156082 [3204]" strokeweight="1.5pt">
+                  <v:stroke dashstyle="1 1" endarrow="block" joinstyle="miter"/>
+                </v:shape>
+                <v:shape id="直接箭头连接符 4" o:spid="_x0000_s1066" type="#_x0000_t32" style="position:absolute;left:4959;width:6585;height:4610;visibility:visible;mso-wrap-style:square" o:connectortype="straight" o:gfxdata="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" strokecolor="#156082 [3204]" strokeweight="1.5pt">
+                  <v:stroke dashstyle="1 1" endarrow="block" joinstyle="miter"/>
+                </v:shape>
+                <v:shape id="直接箭头连接符 5" o:spid="_x0000_s1067" type="#_x0000_t32" style="position:absolute;left:6470;top:5262;width:5074;height:7011;flip:y;visibility:visible;mso-wrap-style:square" o:connectortype="straight" o:gfxdata="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" strokecolor="#156082 [3204]" strokeweight="1.5pt">
+                  <v:stroke endarrow="block" joinstyle="miter"/>
+                </v:shape>
+                <v:shape id="直接箭头连接符 7" o:spid="_x0000_s1068" type="#_x0000_t32" style="position:absolute;left:6586;top:11584;width:1042;height:4414;visibility:visible;mso-wrap-style:square" o:connectortype="straight" o:gfxdata="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" strokecolor="#156082 [3204]" strokeweight="1.5pt">
+                  <v:stroke endarrow="block" joinstyle="miter"/>
+                </v:shape>
+                <v:shape id="直接箭头连接符 8" o:spid="_x0000_s1069" type="#_x0000_t32" style="position:absolute;left:11614;top:4991;width:889;height:4185;flip:x y;visibility:visible;mso-wrap-style:square" o:connectortype="straight" o:gfxdata="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" strokecolor="#156082 [3204]" strokeweight="1.5pt">
+                  <v:stroke endarrow="block" joinstyle="miter"/>
+                </v:shape>
+                <v:shape id="直接箭头连接符 11" o:spid="_x0000_s1070" type="#_x0000_t32" style="position:absolute;left:11778;top:5572;width:6548;height:388;visibility:visible;mso-wrap-style:square" o:connectortype="straight" o:gfxdata="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" strokecolor="#156082 [3204]" strokeweight="1.5pt">
+                  <v:stroke endarrow="block" joinstyle="miter"/>
+                </v:shape>
+                <v:shape id="直接箭头连接符 11" o:spid="_x0000_s1071" type="#_x0000_t32" style="position:absolute;left:12321;top:9292;width:6548;height:387;visibility:visible;mso-wrap-style:square" o:connectortype="straight" o:gfxdata="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" strokecolor="#156082 [3204]" strokeweight="1.5pt">
+                  <v:stroke endarrow="block" joinstyle="miter"/>
+                </v:shape>
+                <v:shape id="直接箭头连接符 11" o:spid="_x0000_s1072" type="#_x0000_t32" style="position:absolute;left:6780;top:12043;width:6548;height:387;visibility:visible;mso-wrap-style:square" o:connectortype="straight" o:gfxdata="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" strokecolor="#156082 [3204]" strokeweight="1.5pt">
+                  <v:stroke endarrow="block" joinstyle="miter"/>
+                </v:shape>
+                <v:shape id="直接箭头连接符 11" o:spid="_x0000_s1073" type="#_x0000_t32" style="position:absolute;left:7671;top:15801;width:6548;height:388;visibility:visible;mso-wrap-style:square" o:connectortype="straight" o:gfxdata="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" strokecolor="#156082 [3204]" strokeweight="1.5pt">
+                  <v:stroke endarrow="block" joinstyle="miter"/>
+                </v:shape>
+              </v:group>
+            </w:pict>
+          </mc:Fallback>
+        </mc:AlternateContent>
+      </w:r>
+    </w:p>
+    <w:p>
+      <w:pPr>
+        <w:rPr>
+          <w:rFonts w:hint="eastAsia"/>
+        </w:rPr>
+      </w:pPr>
+    </w:p>
+    <w:p/>
+    <w:p/>
+    <w:p/>
+    <w:p/>
+    <w:p/>
+    <w:p>
+      <w:r>
+        <w:rPr>
+          <w:rFonts w:hint="eastAsia"/>
+        </w:rPr>
+        <w:t>不难看出，再做出一个维度，就没有地方放了。</w:t>
+      </w:r>
+      <w:r>
+        <w:rPr>
+          <w:rFonts w:hint="eastAsia"/>
+        </w:rPr>
+        <w:t>但是从数量构造维数的原则上，却没有实质的阻碍，</w:t>
+      </w:r>
+    </w:p>
+    <w:p>
+      <w:r>
+        <w:rPr>
+          <w:rFonts w:hint="eastAsia"/>
+        </w:rPr>
+        <w:t>比如用，</w:t>
+      </w:r>
+    </w:p>
+    <w:p>
+      <m:oMathPara>
+        <m:oMath>
+          <m:sSub>
+            <m:sSubPr>
+              <m:ctrlPr>
+                <w:rPr>
+                  <w:rFonts w:ascii="Cambria Math" w:hAnsi="Cambria Math"/>
+                  <w:i/>
+                </w:rPr>
+              </m:ctrlPr>
+            </m:sSubPr>
+            <m:e>
+              <m:r>
+                <w:rPr>
+                  <w:rFonts w:ascii="Cambria Math" w:hAnsi="Cambria Math"/>
+                </w:rPr>
+                <m:t>I</m:t>
+              </m:r>
+            </m:e>
+            <m:sub>
+              <m:r>
+                <w:rPr>
+                  <w:rFonts w:ascii="Cambria Math" w:hAnsi="Cambria Math"/>
+                </w:rPr>
+                <m:t>0</m:t>
+              </m:r>
+            </m:sub>
+          </m:sSub>
+          <m:r>
+            <w:rPr>
+              <w:rFonts w:ascii="Cambria Math" w:hAnsi="Cambria Math"/>
+            </w:rPr>
+            <m:t>=</m:t>
+          </m:r>
+          <m:d>
+            <m:dPr>
+              <m:ctrlPr>
+                <w:rPr>
+                  <w:rFonts w:ascii="Cambria Math" w:hAnsi="Cambria Math"/>
+                  <w:i/>
+                </w:rPr>
+              </m:ctrlPr>
+            </m:dPr>
+            <m:e>
+              <m:sSubSup>
+                <m:sSubSupPr>
+                  <m:ctrlPr>
+                    <w:rPr>
+                      <w:rFonts w:ascii="Cambria Math" w:hAnsi="Cambria Math"/>
+                      <w:i/>
+                    </w:rPr>
+                  </m:ctrlPr>
+                </m:sSubSupPr>
+                <m:e>
+                  <m:r>
+                    <w:rPr>
+                      <w:rFonts w:ascii="Cambria Math" w:hAnsi="Cambria Math"/>
+                    </w:rPr>
+                    <m:t>i</m:t>
+                  </m:r>
+                </m:e>
+                <m:sub>
+                  <m:r>
+                    <w:rPr>
+                      <w:rFonts w:ascii="Cambria Math" w:hAnsi="Cambria Math"/>
+                    </w:rPr>
+                    <m:t>L</m:t>
+                  </m:r>
+                </m:sub>
+                <m:sup>
+                  <m:r>
+                    <w:rPr>
+                      <w:rFonts w:ascii="Cambria Math" w:hAnsi="Cambria Math"/>
+                    </w:rPr>
+                    <m:t>-1</m:t>
+                  </m:r>
+                </m:sup>
+              </m:sSubSup>
+              <m:r>
+                <w:rPr>
+                  <w:rFonts w:ascii="Cambria Math" w:hAnsi="Cambria Math"/>
+                </w:rPr>
+                <m:t>,</m:t>
+              </m:r>
+              <m:sSubSup>
+                <m:sSubSupPr>
+                  <m:ctrlPr>
+                    <w:rPr>
+                      <w:rFonts w:ascii="Cambria Math" w:hAnsi="Cambria Math"/>
+                      <w:i/>
+                    </w:rPr>
+                  </m:ctrlPr>
+                </m:sSubSupPr>
+                <m:e>
+                  <m:r>
+                    <w:rPr>
+                      <w:rFonts w:ascii="Cambria Math" w:hAnsi="Cambria Math"/>
+                    </w:rPr>
+                    <m:t>i</m:t>
+                  </m:r>
+                </m:e>
+                <m:sub>
+                  <m:r>
+                    <w:rPr>
+                      <w:rFonts w:ascii="Cambria Math" w:hAnsi="Cambria Math"/>
+                    </w:rPr>
+                    <m:t>L</m:t>
+                  </m:r>
+                </m:sub>
+                <m:sup>
+                  <m:r>
+                    <w:rPr>
+                      <w:rFonts w:ascii="Cambria Math" w:hAnsi="Cambria Math"/>
+                    </w:rPr>
+                    <m:t>0</m:t>
+                  </m:r>
+                </m:sup>
+              </m:sSubSup>
+              <m:r>
+                <w:rPr>
+                  <w:rFonts w:ascii="Cambria Math" w:hAnsi="Cambria Math"/>
+                </w:rPr>
+                <m:t>,</m:t>
+              </m:r>
+              <m:sSubSup>
+                <m:sSubSupPr>
+                  <m:ctrlPr>
+                    <w:rPr>
+                      <w:rFonts w:ascii="Cambria Math" w:hAnsi="Cambria Math"/>
+                      <w:i/>
+                    </w:rPr>
+                  </m:ctrlPr>
+                </m:sSubSupPr>
+                <m:e>
+                  <m:r>
+                    <w:rPr>
+                      <w:rFonts w:ascii="Cambria Math" w:hAnsi="Cambria Math"/>
+                    </w:rPr>
+                    <m:t>i</m:t>
+                  </m:r>
+                </m:e>
+                <m:sub>
+                  <m:r>
+                    <w:rPr>
+                      <w:rFonts w:ascii="Cambria Math" w:hAnsi="Cambria Math"/>
+                    </w:rPr>
+                    <m:t>L</m:t>
+                  </m:r>
+                </m:sub>
+                <m:sup>
+                  <m:r>
+                    <w:rPr>
+                      <w:rFonts w:ascii="Cambria Math" w:hAnsi="Cambria Math"/>
+                    </w:rPr>
+                    <m:t>+</m:t>
+                  </m:r>
+                  <m:r>
+                    <w:rPr>
+                      <w:rFonts w:ascii="Cambria Math" w:hAnsi="Cambria Math"/>
+                    </w:rPr>
+                    <m:t>1</m:t>
+                  </m:r>
+                </m:sup>
+              </m:sSubSup>
+            </m:e>
+          </m:d>
+        </m:oMath>
+      </m:oMathPara>
+    </w:p>
+    <w:p>
+      <w:r>
+        <w:rPr>
+          <w:rFonts w:hint="eastAsia"/>
+        </w:rPr>
+        <w:t>构造当前的空间，如果向左或者向右移一位，就可以扩展一个维数，</w:t>
+      </w:r>
+    </w:p>
+    <w:p>
+      <m:oMathPara>
+        <m:oMath>
+          <m:sSub>
+            <m:sSubPr>
+              <m:ctrlPr>
+                <w:rPr>
+                  <w:rFonts w:ascii="Cambria Math" w:hAnsi="Cambria Math"/>
+                  <w:i/>
+                </w:rPr>
+              </m:ctrlPr>
+            </m:sSubPr>
+            <m:e>
+              <m:r>
+                <w:rPr>
+                  <w:rFonts w:ascii="Cambria Math" w:hAnsi="Cambria Math"/>
+                </w:rPr>
+                <m:t>I</m:t>
+              </m:r>
+            </m:e>
+            <m:sub>
+              <m:r>
+                <w:rPr>
+                  <w:rFonts w:ascii="Cambria Math" w:hAnsi="Cambria Math"/>
+                </w:rPr>
+                <m:t>-1</m:t>
+              </m:r>
+            </m:sub>
+          </m:sSub>
+          <m:r>
+            <w:rPr>
+              <w:rFonts w:ascii="Cambria Math" w:hAnsi="Cambria Math"/>
+            </w:rPr>
+            <m:t>=</m:t>
+          </m:r>
+          <m:d>
+            <m:dPr>
+              <m:ctrlPr>
+                <w:rPr>
+                  <w:rFonts w:ascii="Cambria Math" w:hAnsi="Cambria Math"/>
+                  <w:i/>
+                </w:rPr>
+              </m:ctrlPr>
+            </m:dPr>
+            <m:e>
+              <m:sSubSup>
+                <m:sSubSupPr>
+                  <m:ctrlPr>
+                    <w:rPr>
+                      <w:rFonts w:ascii="Cambria Math" w:hAnsi="Cambria Math"/>
+                      <w:i/>
+                    </w:rPr>
+                  </m:ctrlPr>
+                </m:sSubSupPr>
+                <m:e>
+                  <m:r>
+                    <w:rPr>
+                      <w:rFonts w:ascii="Cambria Math" w:hAnsi="Cambria Math"/>
+                    </w:rPr>
+                    <m:t>i</m:t>
+                  </m:r>
+                </m:e>
+                <m:sub>
+                  <m:r>
+                    <w:rPr>
+                      <w:rFonts w:ascii="Cambria Math" w:hAnsi="Cambria Math"/>
+                    </w:rPr>
+                    <m:t>L</m:t>
+                  </m:r>
+                </m:sub>
+                <m:sup>
+                  <m:r>
+                    <w:rPr>
+                      <w:rFonts w:ascii="Cambria Math" w:hAnsi="Cambria Math"/>
+                    </w:rPr>
+                    <m:t>-</m:t>
+                  </m:r>
+                  <m:r>
+                    <w:rPr>
+                      <w:rFonts w:ascii="Cambria Math" w:hAnsi="Cambria Math"/>
+                    </w:rPr>
+                    <m:t>2</m:t>
+                  </m:r>
+                </m:sup>
+              </m:sSubSup>
+              <m:r>
+                <w:rPr>
+                  <w:rFonts w:ascii="Cambria Math" w:hAnsi="Cambria Math"/>
+                </w:rPr>
+                <m:t>,</m:t>
+              </m:r>
+              <m:sSubSup>
+                <m:sSubSupPr>
+                  <m:ctrlPr>
+                    <w:rPr>
+                      <w:rFonts w:ascii="Cambria Math" w:hAnsi="Cambria Math"/>
+                      <w:i/>
+                    </w:rPr>
+                  </m:ctrlPr>
+                </m:sSubSupPr>
+                <m:e>
+                  <m:r>
+                    <w:rPr>
+                      <w:rFonts w:ascii="Cambria Math" w:hAnsi="Cambria Math"/>
+                    </w:rPr>
+                    <m:t>i</m:t>
+                  </m:r>
+                </m:e>
+                <m:sub>
+                  <m:r>
+                    <w:rPr>
+                      <w:rFonts w:ascii="Cambria Math" w:hAnsi="Cambria Math"/>
+                    </w:rPr>
+                    <m:t>L</m:t>
+                  </m:r>
+                </m:sub>
+                <m:sup>
+                  <m:r>
+                    <w:rPr>
+                      <w:rFonts w:ascii="Cambria Math" w:hAnsi="Cambria Math"/>
+                    </w:rPr>
+                    <m:t>-1</m:t>
+                  </m:r>
+                </m:sup>
+              </m:sSubSup>
+              <m:r>
+                <w:rPr>
+                  <w:rFonts w:ascii="Cambria Math" w:hAnsi="Cambria Math"/>
+                </w:rPr>
+                <m:t>,</m:t>
+              </m:r>
+              <m:sSubSup>
+                <m:sSubSupPr>
+                  <m:ctrlPr>
+                    <w:rPr>
+                      <w:rFonts w:ascii="Cambria Math" w:hAnsi="Cambria Math"/>
+                      <w:i/>
+                    </w:rPr>
+                  </m:ctrlPr>
+                </m:sSubSupPr>
+                <m:e>
+                  <m:r>
+                    <w:rPr>
+                      <w:rFonts w:ascii="Cambria Math" w:hAnsi="Cambria Math"/>
+                    </w:rPr>
+                    <m:t>i</m:t>
+                  </m:r>
+                </m:e>
+                <m:sub>
+                  <m:r>
+                    <w:rPr>
+                      <w:rFonts w:ascii="Cambria Math" w:hAnsi="Cambria Math"/>
+                    </w:rPr>
+                    <m:t>L</m:t>
+                  </m:r>
+                </m:sub>
+                <m:sup>
+                  <m:r>
+                    <w:rPr>
+                      <w:rFonts w:ascii="Cambria Math" w:hAnsi="Cambria Math"/>
+                    </w:rPr>
+                    <m:t>0</m:t>
+                  </m:r>
+                </m:sup>
+              </m:sSubSup>
+            </m:e>
+          </m:d>
+        </m:oMath>
+      </m:oMathPara>
+    </w:p>
+    <w:p>
+      <w:pPr>
+        <w:rPr>
+          <w:rFonts w:hint="eastAsia"/>
+        </w:rPr>
+      </w:pPr>
+      <m:oMathPara>
+        <m:oMath>
+          <m:sSub>
+            <m:sSubPr>
+              <m:ctrlPr>
+                <w:rPr>
+                  <w:rFonts w:ascii="Cambria Math" w:hAnsi="Cambria Math"/>
+                  <w:i/>
+                </w:rPr>
+              </m:ctrlPr>
+            </m:sSubPr>
+            <m:e>
+              <m:r>
+                <w:rPr>
+                  <w:rFonts w:ascii="Cambria Math" w:hAnsi="Cambria Math"/>
+                </w:rPr>
+                <m:t>I</m:t>
+              </m:r>
+            </m:e>
+            <m:sub>
+              <m:r>
+                <w:rPr>
+                  <w:rFonts w:ascii="Cambria Math" w:hAnsi="Cambria Math"/>
+                </w:rPr>
+                <m:t>+</m:t>
+              </m:r>
+              <m:r>
+                <w:rPr>
+                  <w:rFonts w:ascii="Cambria Math" w:hAnsi="Cambria Math"/>
+                </w:rPr>
+                <m:t>1</m:t>
+              </m:r>
+            </m:sub>
+          </m:sSub>
+          <m:r>
+            <w:rPr>
+              <w:rFonts w:ascii="Cambria Math" w:hAnsi="Cambria Math"/>
+            </w:rPr>
+            <m:t>=</m:t>
+          </m:r>
+          <m:d>
+            <m:dPr>
+              <m:ctrlPr>
+                <w:rPr>
+                  <w:rFonts w:ascii="Cambria Math" w:hAnsi="Cambria Math"/>
+                  <w:i/>
+                </w:rPr>
+              </m:ctrlPr>
+            </m:dPr>
+            <m:e>
+              <m:sSubSup>
+                <m:sSubSupPr>
+                  <m:ctrlPr>
+                    <w:rPr>
+                      <w:rFonts w:ascii="Cambria Math" w:hAnsi="Cambria Math"/>
+                      <w:i/>
+                    </w:rPr>
+                  </m:ctrlPr>
+                </m:sSubSupPr>
+                <m:e>
+                  <m:r>
+                    <w:rPr>
+                      <w:rFonts w:ascii="Cambria Math" w:hAnsi="Cambria Math"/>
+                    </w:rPr>
+                    <m:t>i</m:t>
+                  </m:r>
+                </m:e>
+                <m:sub>
+                  <m:r>
+                    <w:rPr>
+                      <w:rFonts w:ascii="Cambria Math" w:hAnsi="Cambria Math"/>
+                    </w:rPr>
+                    <m:t>L</m:t>
+                  </m:r>
+                </m:sub>
+                <m:sup>
+                  <m:r>
+                    <w:rPr>
+                      <w:rFonts w:ascii="Cambria Math" w:hAnsi="Cambria Math"/>
+                    </w:rPr>
+                    <m:t>0</m:t>
+                  </m:r>
+                </m:sup>
+              </m:sSubSup>
+              <m:r>
+                <w:rPr>
+                  <w:rFonts w:ascii="Cambria Math" w:hAnsi="Cambria Math"/>
+                </w:rPr>
+                <m:t>,</m:t>
+              </m:r>
+              <m:sSubSup>
+                <m:sSubSupPr>
+                  <m:ctrlPr>
+                    <w:rPr>
+                      <w:rFonts w:ascii="Cambria Math" w:hAnsi="Cambria Math"/>
+                      <w:i/>
+                    </w:rPr>
+                  </m:ctrlPr>
+                </m:sSubSupPr>
+                <m:e>
+                  <m:r>
+                    <w:rPr>
+                      <w:rFonts w:ascii="Cambria Math" w:hAnsi="Cambria Math"/>
+                    </w:rPr>
+                    <m:t>i</m:t>
+                  </m:r>
+                </m:e>
+                <m:sub>
+                  <m:r>
+                    <w:rPr>
+                      <w:rFonts w:ascii="Cambria Math" w:hAnsi="Cambria Math"/>
+                    </w:rPr>
+                    <m:t>L</m:t>
+                  </m:r>
+                </m:sub>
+                <m:sup>
+                  <m:r>
+                    <w:rPr>
+                      <w:rFonts w:ascii="Cambria Math" w:hAnsi="Cambria Math"/>
+                    </w:rPr>
+                    <m:t>+1</m:t>
+                  </m:r>
+                </m:sup>
+              </m:sSubSup>
+              <m:r>
+                <w:rPr>
+                  <w:rFonts w:ascii="Cambria Math" w:hAnsi="Cambria Math"/>
+                </w:rPr>
+                <m:t>,</m:t>
+              </m:r>
+              <m:sSubSup>
+                <m:sSubSupPr>
+                  <m:ctrlPr>
+                    <w:rPr>
+                      <w:rFonts w:ascii="Cambria Math" w:hAnsi="Cambria Math"/>
+                      <w:i/>
+                    </w:rPr>
+                  </m:ctrlPr>
+                </m:sSubSupPr>
+                <m:e>
+                  <m:r>
+                    <w:rPr>
+                      <w:rFonts w:ascii="Cambria Math" w:hAnsi="Cambria Math"/>
+                    </w:rPr>
+                    <m:t>i</m:t>
+                  </m:r>
+                </m:e>
+                <m:sub>
+                  <m:r>
+                    <w:rPr>
+                      <w:rFonts w:ascii="Cambria Math" w:hAnsi="Cambria Math"/>
+                    </w:rPr>
+                    <m:t>L</m:t>
+                  </m:r>
+                </m:sub>
+                <m:sup>
+                  <m:r>
+                    <w:rPr>
+                      <w:rFonts w:ascii="Cambria Math" w:hAnsi="Cambria Math"/>
+                    </w:rPr>
+                    <m:t>+2</m:t>
+                  </m:r>
+                </m:sup>
+              </m:sSubSup>
+            </m:e>
+          </m:d>
+        </m:oMath>
+      </m:oMathPara>
+    </w:p>
+    <w:p>
+      <w:r>
+        <w:rPr>
+          <w:rFonts w:hint="eastAsia"/>
+        </w:rPr>
+        <w:t>其中有两个维数重叠，或者，只有一个维数重叠，</w:t>
+      </w:r>
+    </w:p>
+    <w:p>
+      <m:oMathPara>
+        <m:oMath>
+          <m:sSub>
+            <m:sSubPr>
+              <m:ctrlPr>
+                <w:rPr>
+                  <w:rFonts w:ascii="Cambria Math" w:hAnsi="Cambria Math"/>
+                  <w:i/>
+                </w:rPr>
+              </m:ctrlPr>
+            </m:sSubPr>
+            <m:e>
+              <m:r>
+                <w:rPr>
+                  <w:rFonts w:ascii="Cambria Math" w:hAnsi="Cambria Math"/>
+                </w:rPr>
+                <m:t>I</m:t>
+              </m:r>
+            </m:e>
+            <m:sub>
+              <m:r>
+                <w:rPr>
+                  <w:rFonts w:ascii="Cambria Math" w:hAnsi="Cambria Math"/>
+                </w:rPr>
+                <m:t>-</m:t>
+              </m:r>
+              <m:r>
+                <w:rPr>
+                  <w:rFonts w:ascii="Cambria Math" w:hAnsi="Cambria Math"/>
+                </w:rPr>
+                <m:t>2</m:t>
+              </m:r>
+            </m:sub>
+          </m:sSub>
+          <m:r>
+            <w:rPr>
+              <w:rFonts w:ascii="Cambria Math" w:hAnsi="Cambria Math"/>
+            </w:rPr>
+            <m:t>=</m:t>
+          </m:r>
+          <m:d>
+            <m:dPr>
+              <m:ctrlPr>
+                <w:rPr>
+                  <w:rFonts w:ascii="Cambria Math" w:hAnsi="Cambria Math"/>
+                  <w:i/>
+                </w:rPr>
+              </m:ctrlPr>
+            </m:dPr>
+            <m:e>
+              <m:sSubSup>
+                <m:sSubSupPr>
+                  <m:ctrlPr>
+                    <w:rPr>
+                      <w:rFonts w:ascii="Cambria Math" w:hAnsi="Cambria Math"/>
+                      <w:i/>
+                    </w:rPr>
+                  </m:ctrlPr>
+                </m:sSubSupPr>
+                <m:e>
+                  <m:r>
+                    <w:rPr>
+                      <w:rFonts w:ascii="Cambria Math" w:hAnsi="Cambria Math"/>
+                    </w:rPr>
+                    <m:t>i</m:t>
+                  </m:r>
+                </m:e>
+                <m:sub>
+                  <m:r>
+                    <w:rPr>
+                      <w:rFonts w:ascii="Cambria Math" w:hAnsi="Cambria Math"/>
+                    </w:rPr>
+                    <m:t>L</m:t>
+                  </m:r>
+                </m:sub>
+                <m:sup>
+                  <m:r>
+                    <w:rPr>
+                      <w:rFonts w:ascii="Cambria Math" w:hAnsi="Cambria Math"/>
+                    </w:rPr>
+                    <m:t>-</m:t>
+                  </m:r>
+                  <m:r>
+                    <w:rPr>
+                      <w:rFonts w:ascii="Cambria Math" w:hAnsi="Cambria Math"/>
+                    </w:rPr>
+                    <m:t>3</m:t>
+                  </m:r>
+                </m:sup>
+              </m:sSubSup>
+              <m:r>
+                <w:rPr>
+                  <w:rFonts w:ascii="Cambria Math" w:hAnsi="Cambria Math"/>
+                </w:rPr>
+                <m:t>,</m:t>
+              </m:r>
+              <m:sSubSup>
+                <m:sSubSupPr>
+                  <m:ctrlPr>
+                    <w:rPr>
+                      <w:rFonts w:ascii="Cambria Math" w:hAnsi="Cambria Math"/>
+                      <w:i/>
+                    </w:rPr>
+                  </m:ctrlPr>
+                </m:sSubSupPr>
+                <m:e>
+                  <m:r>
+                    <w:rPr>
+                      <w:rFonts w:ascii="Cambria Math" w:hAnsi="Cambria Math"/>
+                    </w:rPr>
+                    <m:t>i</m:t>
+                  </m:r>
+                </m:e>
+                <m:sub>
+                  <m:r>
+                    <w:rPr>
+                      <w:rFonts w:ascii="Cambria Math" w:hAnsi="Cambria Math"/>
+                    </w:rPr>
+                    <m:t>L</m:t>
+                  </m:r>
+                </m:sub>
+                <m:sup>
+                  <m:r>
+                    <w:rPr>
+                      <w:rFonts w:ascii="Cambria Math" w:hAnsi="Cambria Math"/>
+                    </w:rPr>
+                    <m:t>-</m:t>
+                  </m:r>
+                  <m:r>
+                    <w:rPr>
+                      <w:rFonts w:ascii="Cambria Math" w:hAnsi="Cambria Math"/>
+                    </w:rPr>
+                    <m:t>2</m:t>
+                  </m:r>
+                </m:sup>
+              </m:sSubSup>
+              <m:r>
+                <w:rPr>
+                  <w:rFonts w:ascii="Cambria Math" w:hAnsi="Cambria Math"/>
+                </w:rPr>
+                <m:t>,</m:t>
+              </m:r>
+              <m:sSubSup>
+                <m:sSubSupPr>
+                  <m:ctrlPr>
+                    <w:rPr>
+                      <w:rFonts w:ascii="Cambria Math" w:hAnsi="Cambria Math"/>
+                      <w:i/>
+                    </w:rPr>
+                  </m:ctrlPr>
+                </m:sSubSupPr>
+                <m:e>
+                  <m:r>
+                    <w:rPr>
+                      <w:rFonts w:ascii="Cambria Math" w:hAnsi="Cambria Math"/>
+                    </w:rPr>
+                    <m:t>i</m:t>
+                  </m:r>
+                </m:e>
+                <m:sub>
+                  <m:r>
+                    <w:rPr>
+                      <w:rFonts w:ascii="Cambria Math" w:hAnsi="Cambria Math"/>
+                    </w:rPr>
+                    <m:t>L</m:t>
+                  </m:r>
+                </m:sub>
+                <m:sup>
+                  <m:r>
+                    <w:rPr>
+                      <w:rFonts w:ascii="Cambria Math" w:hAnsi="Cambria Math"/>
+                    </w:rPr>
+                    <m:t>-1</m:t>
+                  </m:r>
+                </m:sup>
+              </m:sSubSup>
+            </m:e>
+          </m:d>
+        </m:oMath>
+      </m:oMathPara>
+    </w:p>
+    <w:p>
+      <m:oMathPara>
+        <m:oMath>
+          <m:sSub>
+            <m:sSubPr>
+              <m:ctrlPr>
+                <w:rPr>
+                  <w:rFonts w:ascii="Cambria Math" w:hAnsi="Cambria Math"/>
+                  <w:i/>
+                </w:rPr>
+              </m:ctrlPr>
+            </m:sSubPr>
+            <m:e>
+              <m:r>
+                <w:rPr>
+                  <w:rFonts w:ascii="Cambria Math" w:hAnsi="Cambria Math"/>
+                </w:rPr>
+                <m:t>I</m:t>
+              </m:r>
+            </m:e>
+            <m:sub>
+              <m:r>
+                <w:rPr>
+                  <w:rFonts w:ascii="Cambria Math" w:hAnsi="Cambria Math"/>
+                </w:rPr>
+                <m:t>+</m:t>
+              </m:r>
+              <m:r>
+                <w:rPr>
+                  <w:rFonts w:ascii="Cambria Math" w:hAnsi="Cambria Math"/>
+                </w:rPr>
+                <m:t>2</m:t>
+              </m:r>
+            </m:sub>
+          </m:sSub>
+          <m:r>
+            <w:rPr>
+              <w:rFonts w:ascii="Cambria Math" w:hAnsi="Cambria Math"/>
+            </w:rPr>
+            <m:t>=</m:t>
+          </m:r>
+          <m:d>
+            <m:dPr>
+              <m:ctrlPr>
+                <w:rPr>
+                  <w:rFonts w:ascii="Cambria Math" w:hAnsi="Cambria Math"/>
+                  <w:i/>
+                </w:rPr>
+              </m:ctrlPr>
+            </m:dPr>
+            <m:e>
+              <m:sSubSup>
+                <m:sSubSupPr>
+                  <m:ctrlPr>
+                    <w:rPr>
+                      <w:rFonts w:ascii="Cambria Math" w:hAnsi="Cambria Math"/>
+                      <w:i/>
+                    </w:rPr>
+                  </m:ctrlPr>
+                </m:sSubSupPr>
+                <m:e>
+                  <m:r>
+                    <w:rPr>
+                      <w:rFonts w:ascii="Cambria Math" w:hAnsi="Cambria Math"/>
+                    </w:rPr>
+                    <m:t>i</m:t>
+                  </m:r>
+                </m:e>
+                <m:sub>
+                  <m:r>
+                    <w:rPr>
+                      <w:rFonts w:ascii="Cambria Math" w:hAnsi="Cambria Math"/>
+                    </w:rPr>
+                    <m:t>L</m:t>
+                  </m:r>
+                </m:sub>
+                <m:sup>
+                  <m:r>
+                    <w:rPr>
+                      <w:rFonts w:ascii="Cambria Math" w:hAnsi="Cambria Math"/>
+                    </w:rPr>
+                    <m:t>+1</m:t>
+                  </m:r>
+                </m:sup>
+              </m:sSubSup>
+              <m:r>
+                <w:rPr>
+                  <w:rFonts w:ascii="Cambria Math" w:hAnsi="Cambria Math"/>
+                </w:rPr>
+                <m:t>,</m:t>
+              </m:r>
+              <m:sSubSup>
+                <m:sSubSupPr>
+                  <m:ctrlPr>
+                    <w:rPr>
+                      <w:rFonts w:ascii="Cambria Math" w:hAnsi="Cambria Math"/>
+                      <w:i/>
+                    </w:rPr>
+                  </m:ctrlPr>
+                </m:sSubSupPr>
+                <m:e>
+                  <m:r>
+                    <w:rPr>
+                      <w:rFonts w:ascii="Cambria Math" w:hAnsi="Cambria Math"/>
+                    </w:rPr>
+                    <m:t>i</m:t>
+                  </m:r>
+                </m:e>
+                <m:sub>
+                  <m:r>
+                    <w:rPr>
+                      <w:rFonts w:ascii="Cambria Math" w:hAnsi="Cambria Math"/>
+                    </w:rPr>
+                    <m:t>L</m:t>
+                  </m:r>
+                </m:sub>
+                <m:sup>
+                  <m:r>
+                    <w:rPr>
+                      <w:rFonts w:ascii="Cambria Math" w:hAnsi="Cambria Math"/>
+                    </w:rPr>
+                    <m:t>+</m:t>
+                  </m:r>
+                  <m:r>
+                    <w:rPr>
+                      <w:rFonts w:ascii="Cambria Math" w:hAnsi="Cambria Math"/>
+                    </w:rPr>
+                    <m:t>2</m:t>
+                  </m:r>
+                </m:sup>
+              </m:sSubSup>
+              <m:r>
+                <w:rPr>
+                  <w:rFonts w:ascii="Cambria Math" w:hAnsi="Cambria Math"/>
+                </w:rPr>
+                <m:t>,</m:t>
+              </m:r>
+              <m:sSubSup>
+                <m:sSubSupPr>
+                  <m:ctrlPr>
+                    <w:rPr>
+                      <w:rFonts w:ascii="Cambria Math" w:hAnsi="Cambria Math"/>
+                      <w:i/>
+                    </w:rPr>
+                  </m:ctrlPr>
+                </m:sSubSupPr>
+                <m:e>
+                  <m:r>
+                    <w:rPr>
+                      <w:rFonts w:ascii="Cambria Math" w:hAnsi="Cambria Math"/>
+                    </w:rPr>
+                    <m:t>i</m:t>
+                  </m:r>
+                </m:e>
+                <m:sub>
+                  <m:r>
+                    <w:rPr>
+                      <w:rFonts w:ascii="Cambria Math" w:hAnsi="Cambria Math"/>
+                    </w:rPr>
+                    <m:t>L</m:t>
+                  </m:r>
+                </m:sub>
+                <m:sup>
+                  <m:r>
+                    <w:rPr>
+                      <w:rFonts w:ascii="Cambria Math" w:hAnsi="Cambria Math"/>
+                    </w:rPr>
+                    <m:t>+</m:t>
+                  </m:r>
+                  <m:r>
+                    <w:rPr>
+                      <w:rFonts w:ascii="Cambria Math" w:hAnsi="Cambria Math"/>
+                    </w:rPr>
+                    <m:t>3</m:t>
+                  </m:r>
+                </m:sup>
+              </m:sSubSup>
+            </m:e>
+          </m:d>
+        </m:oMath>
+      </m:oMathPara>
+    </w:p>
+    <w:p>
+      <w:pPr>
+        <w:rPr>
+          <w:rFonts w:hint="eastAsia"/>
+        </w:rPr>
+      </w:pPr>
+      <w:r>
+        <w:rPr>
+          <w:rFonts w:hint="eastAsia"/>
+        </w:rPr>
+        <w:t>这就是所有当前维数上下可访问的空间。而超出这个空间，就是上一个或者下一个位面区间了。</w:t>
       </w:r>
     </w:p>
     <w:sectPr>
